--- a/docs/downloads/منوعات/تم/doc_0709.docx
+++ b/docs/downloads/منوعات/تم/doc_0709.docx
@@ -1,294 +1,715 @@
 
 <file path=word/document.xml><?xml version="1.0" encoding="utf-8"?>
-<w:document xmlns:wpc="http://schemas.microsoft.com/office/word/2010/wordprocessingCanvas" xmlns:cx="http://schemas.microsoft.com/office/drawing/2014/chartex" xmlns:cx1="http://schemas.microsoft.com/office/drawing/2015/9/8/chartex" xmlns:cx2="http://schemas.microsoft.com/office/drawing/2015/10/21/chartex" xmlns:cx3="http://schemas.microsoft.com/office/drawing/2016/5/9/chartex" xmlns:cx4="http://schemas.microsoft.com/office/drawing/2016/5/10/chartex" xmlns:cx5="http://schemas.microsoft.com/office/drawing/2016/5/11/chartex" xmlns:cx6="http://schemas.microsoft.com/office/drawing/2016/5/12/chartex" xmlns:cx7="http://schemas.microsoft.com/office/drawing/2016/5/13/chartex" xmlns:cx8="http://schemas.microsoft.com/office/drawing/2016/5/14/chartex" xmlns:mc="http://schemas.openxmlformats.org/markup-compatibility/2006" xmlns:aink="http://schemas.microsoft.com/office/drawing/2016/ink" xmlns:am3d="http://schemas.microsoft.com/office/drawing/2017/model3d" xmlns:o="urn:schemas-microsoft-com:office:office" xmlns:r="http://schemas.openxmlformats.org/officeDocument/2006/relationships" xmlns:m="http://schemas.openxmlformats.org/officeDocument/2006/math" xmlns:v="urn:schemas-microsoft-com:vml" xmlns:wp14="http://schemas.microsoft.com/office/word/2010/wordprocessingDrawing" xmlns:wp="http://schemas.openxmlformats.org/drawingml/2006/wordprocessingDrawing" xmlns:w10="urn:schemas-microsoft-com:office:word" xmlns:w="http://schemas.openxmlformats.org/wordprocessingml/2006/main" xmlns:w14="http://schemas.microsoft.com/office/word/2010/wordml" xmlns:w15="http://schemas.microsoft.com/office/word/2012/wordml" xmlns:w16cex="http://schemas.microsoft.com/office/word/2018/wordml/cex" xmlns:w16cid="http://schemas.microsoft.com/office/word/2016/wordml/cid" xmlns:w16="http://schemas.microsoft.com/office/word/2018/wordml" xmlns:w16se="http://schemas.microsoft.com/office/word/2015/wordml/symex" xmlns:wpg="http://schemas.microsoft.com/office/word/2010/wordprocessingGroup" xmlns:wpi="http://schemas.microsoft.com/office/word/2010/wordprocessingInk" xmlns:wne="http://schemas.microsoft.com/office/word/2006/wordml" xmlns:wps="http://schemas.microsoft.com/office/word/2010/wordprocessingShape" mc:Ignorable="w14 w15 w16se w16cid w16 w16cex wp14">
+<w:document xmlns:wpc="http://schemas.microsoft.com/office/word/2010/wordprocessingCanvas" xmlns:cx="http://schemas.microsoft.com/office/drawing/2014/chartex" xmlns:cx1="http://schemas.microsoft.com/office/drawing/2015/9/8/chartex" xmlns:cx2="http://schemas.microsoft.com/office/drawing/2015/10/21/chartex" xmlns:cx3="http://schemas.microsoft.com/office/drawing/2016/5/9/chartex" xmlns:cx4="http://schemas.microsoft.com/office/drawing/2016/5/10/chartex" xmlns:cx5="http://schemas.microsoft.com/office/drawing/2016/5/11/chartex" xmlns:cx6="http://schemas.microsoft.com/office/drawing/2016/5/12/chartex" xmlns:cx7="http://schemas.microsoft.com/office/drawing/2016/5/13/chartex" xmlns:cx8="http://schemas.microsoft.com/office/drawing/2016/5/14/chartex" xmlns:mc="http://schemas.openxmlformats.org/markup-compatibility/2006" xmlns:aink="http://schemas.microsoft.com/office/drawing/2016/ink" xmlns:am3d="http://schemas.microsoft.com/office/drawing/2017/model3d" xmlns:o="urn:schemas-microsoft-com:office:office" xmlns:r="http://schemas.openxmlformats.org/officeDocument/2006/relationships" xmlns:m="http://schemas.openxmlformats.org/officeDocument/2006/math" xmlns:v="urn:schemas-microsoft-com:vml" xmlns:wp14="http://schemas.microsoft.com/office/word/2010/wordprocessingDrawing" xmlns:wp="http://schemas.openxmlformats.org/drawingml/2006/wordprocessingDrawing" xmlns:w10="urn:schemas-microsoft-com:office:word" xmlns:w="http://schemas.openxmlformats.org/wordprocessingml/2006/main" xmlns:w14="http://schemas.microsoft.com/office/word/2010/wordml" xmlns:w15="http://schemas.microsoft.com/office/word/2012/wordml" xmlns:w16cid="http://schemas.microsoft.com/office/word/2016/wordml/cid" xmlns:w16se="http://schemas.microsoft.com/office/word/2015/wordml/symex" xmlns:wpg="http://schemas.microsoft.com/office/word/2010/wordprocessingGroup" xmlns:wpi="http://schemas.microsoft.com/office/word/2010/wordprocessingInk" xmlns:wne="http://schemas.microsoft.com/office/word/2006/wordml" xmlns:wps="http://schemas.microsoft.com/office/word/2010/wordprocessingShape" mc:Ignorable="w14 w15 w16se w16cid wp14">
   <w:body>
     <w:p>
       <w:pPr>
-        <w:bidi/>
-        <w:jc w:val="both"/>
-        <w:rPr>
-          <w:rFonts w:ascii="Sakkal Majalla" w:hAnsi="Sakkal Majalla" w:cs="Sakkal Majalla"/>
-          <w:sz w:val="28"/>
-          <w:szCs w:val="28"/>
-          <w:rtl/>
-        </w:rPr>
-      </w:pPr>
-      <w:hyperlink r:id="rId4" w:history="1">
+        <w:jc w:val="center"/>
+        <w:rPr>
+          <w:rtl/>
+          <w:lang w:bidi="ar-AE"/>
+        </w:rPr>
+      </w:pPr>
+      <w:hyperlink r:id="rId5" w:anchor="search-hit-0" w:history="1">
         <w:r>
           <w:rPr>
             <w:rStyle w:val="Hyperlink"/>
-            <w:rFonts w:ascii="Sakkal Majalla" w:hAnsi="Sakkal Majalla" w:cs="Sakkal Majalla" w:hint="cs"/>
-            <w:sz w:val="28"/>
-            <w:szCs w:val="28"/>
+            <w:rFonts w:hint="cs"/>
             <w:rtl/>
+            <w:lang w:bidi="ar-AE"/>
           </w:rPr>
-          <w:t xml:space="preserve">الصليب يُعلن عن </w:t>
-        </w:r>
-        <w:r>
-          <w:rPr>
-            <w:rStyle w:val="Hyperlink"/>
-            <w:rFonts w:ascii="Sakkal Majalla" w:hAnsi="Sakkal Majalla" w:cs="Sakkal Majalla" w:hint="cs"/>
-            <w:sz w:val="28"/>
-            <w:szCs w:val="28"/>
-            <w:rtl/>
-          </w:rPr>
-          <w:t>م</w:t>
-        </w:r>
-        <w:r>
-          <w:rPr>
-            <w:rStyle w:val="Hyperlink"/>
-            <w:rFonts w:ascii="Sakkal Majalla" w:hAnsi="Sakkal Majalla" w:cs="Sakkal Majalla" w:hint="cs"/>
-            <w:sz w:val="28"/>
-            <w:szCs w:val="28"/>
-            <w:rtl/>
-          </w:rPr>
-          <w:t>جد الله</w:t>
+          <w:t>بأن نلائم موقفنا</w:t>
         </w:r>
       </w:hyperlink>
     </w:p>
     <w:p>
       <w:pPr>
-        <w:bidi/>
-        <w:jc w:val="both"/>
-        <w:rPr>
-          <w:rFonts w:ascii="Sakkal Majalla" w:hAnsi="Sakkal Majalla" w:cs="Sakkal Majalla"/>
-          <w:sz w:val="28"/>
-          <w:szCs w:val="28"/>
-          <w:rtl/>
-        </w:rPr>
-      </w:pPr>
-      <w:r>
-        <w:rPr>
-          <w:rFonts w:ascii="Sakkal Majalla" w:hAnsi="Sakkal Majalla" w:cs="Sakkal Majalla" w:hint="cs"/>
-          <w:sz w:val="28"/>
-          <w:szCs w:val="28"/>
-          <w:rtl/>
-        </w:rPr>
-        <w:t>يوحنا 13: 31</w:t>
-      </w:r>
-    </w:p>
-    <w:p>
-      <w:pPr>
-        <w:bidi/>
-        <w:jc w:val="both"/>
-        <w:rPr>
-          <w:rFonts w:ascii="Sakkal Majalla" w:hAnsi="Sakkal Majalla" w:cs="Sakkal Majalla"/>
-          <w:sz w:val="28"/>
-          <w:szCs w:val="28"/>
-          <w:rtl/>
-        </w:rPr>
-      </w:pPr>
-      <w:r>
-        <w:rPr>
-          <w:rFonts w:ascii="Sakkal Majalla" w:hAnsi="Sakkal Majalla" w:cs="Sakkal Majalla"/>
-          <w:sz w:val="28"/>
-          <w:szCs w:val="28"/>
-        </w:rPr>
-        <w:t>G.V. Wigram</w:t>
-      </w:r>
-    </w:p>
-    <w:p>
-      <w:pPr>
-        <w:bidi/>
-        <w:jc w:val="both"/>
-        <w:rPr>
-          <w:rFonts w:ascii="Sakkal Majalla" w:hAnsi="Sakkal Majalla" w:cs="Sakkal Majalla"/>
-          <w:sz w:val="28"/>
-          <w:szCs w:val="28"/>
-          <w:rtl/>
-        </w:rPr>
-      </w:pPr>
-      <w:r>
-        <w:rPr>
-          <w:rFonts w:ascii="Sakkal Majalla" w:hAnsi="Sakkal Majalla" w:cs="Sakkal Majalla" w:hint="cs"/>
-          <w:sz w:val="28"/>
-          <w:szCs w:val="28"/>
-          <w:rtl/>
-        </w:rPr>
-        <w:t>الله أظهر مجده وحكمته ليس فقط في نتائج الصليب، وإنما في الصليب ذاته. خليقة السماء الجديدة والأرض الجديدة ليس باستطاعتها أن تهب هذا التعبير لمجده وحكمته كما فعل الصليب ذلك.</w:t>
-      </w:r>
-    </w:p>
-    <w:p>
-      <w:pPr>
-        <w:bidi/>
-        <w:jc w:val="both"/>
-        <w:rPr>
-          <w:rFonts w:ascii="Sakkal Majalla" w:hAnsi="Sakkal Majalla" w:cs="Sakkal Majalla"/>
-          <w:sz w:val="28"/>
-          <w:szCs w:val="28"/>
-          <w:rtl/>
-        </w:rPr>
-      </w:pPr>
-      <w:r>
-        <w:rPr>
-          <w:rFonts w:ascii="Sakkal Majalla" w:hAnsi="Sakkal Majalla" w:cs="Sakkal Majalla" w:hint="cs"/>
-          <w:sz w:val="28"/>
-          <w:szCs w:val="28"/>
-          <w:rtl/>
-        </w:rPr>
-        <w:t xml:space="preserve">مَن ذاك الذي نراه معلقًا ملازمًا الصليب؟ إنه ذاك القدير الذي فيه يحل ملء اللاهوت. نحن نراه </w:t>
-      </w:r>
-      <w:r>
-        <w:rPr>
-          <w:rFonts w:ascii="Sakkal Majalla" w:hAnsi="Sakkal Majalla" w:cs="Sakkal Majalla"/>
-          <w:sz w:val="28"/>
-          <w:szCs w:val="28"/>
-          <w:rtl/>
+        <w:jc w:val="both"/>
+        <w:rPr>
+          <w:rtl/>
+          <w:lang w:bidi="ar-AE"/>
+        </w:rPr>
+      </w:pPr>
+      <w:r>
+        <w:rPr>
+          <w:lang w:bidi="ar-AE"/>
+        </w:rPr>
+        <w:t>Elmo Clair Hadley</w:t>
+      </w:r>
+    </w:p>
+    <w:p>
+      <w:pPr>
+        <w:jc w:val="both"/>
+        <w:rPr>
+          <w:rtl/>
+          <w:lang w:bidi="ar-AE"/>
+        </w:rPr>
+      </w:pPr>
+      <w:r>
+        <w:rPr>
+          <w:rFonts w:hint="cs"/>
+          <w:rtl/>
+          <w:lang w:bidi="ar-AE"/>
+        </w:rPr>
+        <w:t>"</w:t>
+      </w:r>
+      <w:r>
+        <w:rPr>
+          <w:rtl/>
+          <w:lang w:bidi="ar-AE"/>
+        </w:rPr>
+        <w:t>فَإِنِّي قَدْ تَعَلَّمْتُ أَنْ أَكُونَ مُكْتَفِيًا بِمَا أَنَا فِيهِ.</w:t>
+      </w:r>
+      <w:r>
+        <w:rPr>
+          <w:rFonts w:hint="cs"/>
+          <w:rtl/>
+          <w:lang w:bidi="ar-AE"/>
+        </w:rPr>
+        <w:t>"</w:t>
+      </w:r>
+      <w:r>
+        <w:rPr>
+          <w:rtl/>
+        </w:rPr>
+        <w:t xml:space="preserve"> </w:t>
+      </w:r>
+      <w:r>
+        <w:rPr>
+          <w:rtl/>
+          <w:lang w:bidi="ar-AE"/>
+        </w:rPr>
+        <w:t>(فيلبي 4: 11)</w:t>
+      </w:r>
+    </w:p>
+    <w:p>
+      <w:pPr>
+        <w:jc w:val="both"/>
+        <w:rPr>
+          <w:rtl/>
+          <w:lang w:bidi="ar-AE"/>
+        </w:rPr>
+      </w:pPr>
+      <w:r>
+        <w:rPr>
+          <w:rFonts w:hint="cs"/>
+          <w:rtl/>
+          <w:lang w:bidi="ar-AE"/>
+        </w:rPr>
+        <w:t>إنها ليست الظروف التي تجعلنا سعداء أو تعساء، وإنما موقفنا من نحوها. إننا دائمًا ما نجتهد بأن نتحكم بظروفنا، ونحن بوسعنا ذلك إلى حد ما. لكن الكثير من الظروف هي خارج عن حدود سيطرتنا. إننا نميل بأن لا نكون راضين وحتى بأن نكون متذمرين إن لم تسِر الأمور بحسب رغبتنا. رد فعلنا يكون كالأولاد، نبكي، نعبس أو نُصاب بالذعر إن لم يكن بوسعنا الحصول على ما نريده.</w:t>
+      </w:r>
+    </w:p>
+    <w:p>
+      <w:pPr>
+        <w:jc w:val="both"/>
+        <w:rPr>
+          <w:rtl/>
+          <w:lang w:bidi="ar-AE"/>
+        </w:rPr>
+      </w:pPr>
+      <w:r>
+        <w:rPr>
+          <w:rFonts w:hint="cs"/>
+          <w:rtl/>
+          <w:lang w:bidi="ar-AE"/>
+        </w:rPr>
+        <w:t>من الجانب الآخر هنالك مَن لهم القدرة بأن يحّولوا ما لا يتغيّر إلى ما هو أفضل بملائمة أنفسهم مع الظروف. بولس يقول: "</w:t>
+      </w:r>
+      <w:r>
+        <w:rPr>
+          <w:rtl/>
+        </w:rPr>
+        <w:t xml:space="preserve"> </w:t>
+      </w:r>
+      <w:r>
+        <w:rPr>
+          <w:rtl/>
+          <w:lang w:bidi="ar-AE"/>
+        </w:rPr>
+        <w:t>فَإِنِّي قَدْ تَعَلَّمْتُ أَنْ أَكُونَ مُكْتَفِيًا بِمَا أَنَا فِيهِ.</w:t>
+      </w:r>
+      <w:r>
+        <w:rPr>
+          <w:rFonts w:hint="cs"/>
+          <w:rtl/>
+          <w:lang w:bidi="ar-AE"/>
+        </w:rPr>
+        <w:t xml:space="preserve">" (فيلبي 4: 11). فالمسيحي يعلم بأنه </w:t>
+      </w:r>
+      <w:r>
+        <w:rPr>
+          <w:rFonts w:hint="cs"/>
+          <w:rtl/>
+          <w:lang w:bidi="ar-AE"/>
+        </w:rPr>
+        <w:t>ابن محبوب من الله وبأن أبيه يسيطر على كل الظروف ويسمح فقط بالأمور التي هي الأفضل لنا: "</w:t>
+      </w:r>
+      <w:r>
+        <w:rPr>
+          <w:rtl/>
+          <w:lang w:bidi="ar-AE"/>
+        </w:rPr>
+        <w:t xml:space="preserve"> وَنَحْنُ نَعْلَمُ أَنَّ كُلَّ الأَشْيَاءِ تَعْمَلُ مَعًا لِلْخَيْرِ لِلَّذِينَ يُحِبُّونَ اللهَ، الَّذِينَ هُمْ مَدْعُوُّونَ حَسَبَ قَصْدِهِ.</w:t>
+      </w:r>
+      <w:r>
+        <w:rPr>
+          <w:rFonts w:hint="cs"/>
+          <w:rtl/>
+          <w:lang w:bidi="ar-AE"/>
+        </w:rPr>
+        <w:t>" (رومية 8: 28). إن هذا صحيح من دون أي حدود.</w:t>
+      </w:r>
+    </w:p>
+    <w:p>
+      <w:pPr>
+        <w:jc w:val="both"/>
+        <w:rPr>
+          <w:rtl/>
+          <w:lang w:bidi="ar-AE"/>
+        </w:rPr>
+      </w:pPr>
+      <w:r>
+        <w:rPr>
+          <w:rFonts w:hint="cs"/>
+          <w:rtl/>
+          <w:lang w:bidi="ar-AE"/>
+        </w:rPr>
+        <w:t>مهما كانت الظروف التي تحل علينا، فنحن بوسعنا بأن نقف نصابها وأن نقول بكل يقين: "أبي يود بأن يعلمني درسًا. هو له بركة من أجلي في هذا الأمر. إنه يعطيني الآن فرصة فريدة بأن أختبر الصبر، الخضوع، الإيمان والثقة به كولد صغير."</w:t>
+      </w:r>
+    </w:p>
+    <w:p>
+      <w:pPr>
+        <w:jc w:val="both"/>
+        <w:rPr>
+          <w:rtl/>
+          <w:lang w:bidi="ar-AE"/>
+        </w:rPr>
+      </w:pPr>
+      <w:r>
+        <w:rPr>
+          <w:rFonts w:hint="cs"/>
+          <w:rtl/>
+          <w:lang w:bidi="ar-AE"/>
+        </w:rPr>
+        <w:t>اقرأ عن حياة المسيح في الأناجيل. انظر إلى الظروف التي اجتاز فيها. من المؤكد أنها لم تكن ما يحب الإنسان عادة أن يمر فيه:</w:t>
+      </w:r>
+    </w:p>
+    <w:p>
+      <w:pPr>
+        <w:pStyle w:val="ListParagraph"/>
+        <w:numPr>
+          <w:ilvl w:val="0"/>
+          <w:numId w:val="1"/>
+        </w:numPr>
+        <w:jc w:val="both"/>
+        <w:rPr>
+          <w:lang w:bidi="ar-AE"/>
+        </w:rPr>
+      </w:pPr>
+      <w:r>
+        <w:rPr>
+          <w:rFonts w:hint="cs"/>
+          <w:rtl/>
+          <w:lang w:bidi="ar-AE"/>
+        </w:rPr>
+        <w:t>بهروبه وهو طفل إلى مصر لينقذ حياته (متى 2: 13، 14)؛</w:t>
+      </w:r>
+    </w:p>
+    <w:p>
+      <w:pPr>
+        <w:pStyle w:val="ListParagraph"/>
+        <w:numPr>
+          <w:ilvl w:val="0"/>
+          <w:numId w:val="1"/>
+        </w:numPr>
+        <w:jc w:val="both"/>
+        <w:rPr>
+          <w:lang w:bidi="ar-AE"/>
+        </w:rPr>
+      </w:pPr>
+      <w:r>
+        <w:rPr>
+          <w:rFonts w:hint="cs"/>
+          <w:rtl/>
+          <w:lang w:bidi="ar-AE"/>
+        </w:rPr>
+        <w:t>بعمله كنجار في مدينة الناصرة المحتقرة (مرقس 6: 3؛ يوحنا 1: 46)؛</w:t>
+      </w:r>
+    </w:p>
+    <w:p>
+      <w:pPr>
+        <w:pStyle w:val="ListParagraph"/>
+        <w:numPr>
+          <w:ilvl w:val="0"/>
+          <w:numId w:val="1"/>
+        </w:numPr>
+        <w:jc w:val="both"/>
+        <w:rPr>
+          <w:lang w:bidi="ar-AE"/>
+        </w:rPr>
+      </w:pPr>
+      <w:r>
+        <w:rPr>
+          <w:rFonts w:hint="cs"/>
+          <w:rtl/>
+          <w:lang w:bidi="ar-AE"/>
+        </w:rPr>
+        <w:t>بعدم إيجاده لنفسه مكانًا ليسند رأسه فيه (متى 8: 20)؛</w:t>
+      </w:r>
+    </w:p>
+    <w:p>
+      <w:pPr>
+        <w:pStyle w:val="ListParagraph"/>
+        <w:numPr>
+          <w:ilvl w:val="0"/>
+          <w:numId w:val="1"/>
+        </w:numPr>
+        <w:jc w:val="both"/>
+        <w:rPr>
+          <w:lang w:bidi="ar-AE"/>
+        </w:rPr>
+      </w:pPr>
+      <w:r>
+        <w:rPr>
+          <w:rFonts w:hint="cs"/>
+          <w:rtl/>
+          <w:lang w:bidi="ar-AE"/>
+        </w:rPr>
+        <w:t>بإشهاره من أصدقائه بأنه مختل (مرقس 3: 21)؛</w:t>
+      </w:r>
+    </w:p>
+    <w:p>
+      <w:pPr>
+        <w:pStyle w:val="ListParagraph"/>
+        <w:numPr>
+          <w:ilvl w:val="0"/>
+          <w:numId w:val="1"/>
+        </w:numPr>
+        <w:jc w:val="both"/>
+        <w:rPr>
+          <w:lang w:bidi="ar-AE"/>
+        </w:rPr>
+      </w:pPr>
+      <w:r>
+        <w:rPr>
+          <w:rFonts w:hint="cs"/>
+          <w:rtl/>
+          <w:lang w:bidi="ar-AE"/>
+        </w:rPr>
+        <w:t xml:space="preserve">مُشار إليه من الجمع </w:t>
+      </w:r>
+      <w:r>
+        <w:rPr>
+          <w:rFonts w:hint="cs"/>
+          <w:rtl/>
+          <w:lang w:bidi="ar-AE"/>
+        </w:rPr>
+        <w:t>كمَن فيه شيطان (يوحنا 8: 48).</w:t>
+      </w:r>
+    </w:p>
+    <w:p>
+      <w:pPr>
+        <w:jc w:val="both"/>
+        <w:rPr>
+          <w:rtl/>
+          <w:lang w:bidi="ar-AE"/>
+        </w:rPr>
+      </w:pPr>
+      <w:r>
+        <w:rPr>
+          <w:rFonts w:hint="cs"/>
+          <w:rtl/>
+          <w:lang w:bidi="ar-AE"/>
+        </w:rPr>
+        <w:t>كم من إهانات احتمل! لكنه قبِل جميع هذه الظروف من يد أبيه ووجد فيها فرصة ليُظهر طبيعته.</w:t>
+      </w:r>
+    </w:p>
+    <w:p>
+      <w:pPr>
+        <w:jc w:val="both"/>
+        <w:rPr>
+          <w:rtl/>
+          <w:lang w:bidi="ar-AE"/>
+        </w:rPr>
+      </w:pPr>
+      <w:r>
+        <w:rPr>
+          <w:rFonts w:hint="cs"/>
+          <w:rtl/>
+          <w:lang w:bidi="ar-AE"/>
+        </w:rPr>
+        <w:t>والآن كل ابن لله جُعل شريكًا لذات الطبيعة المقدسة (2. بطرس 1: 4). والمسيح هو حياته. وبالتالي كل الظروف التي نجتاز فيها هي فرص معطاة من الله ليتولاها المسيح ولنحيا حياته من خلالنا. إن هذا تمامًا ما قصده بولس حينما قال: "</w:t>
+      </w:r>
+      <w:r>
+        <w:rPr>
+          <w:rtl/>
+          <w:lang w:bidi="ar-AE"/>
+        </w:rPr>
+        <w:t>لِيَ الْحَيَاةَ هِيَ الْمَسِيحُ وَالْمَوْتُ هُوَ رِبْحٌ.</w:t>
+      </w:r>
+      <w:r>
+        <w:rPr>
+          <w:rFonts w:hint="cs"/>
+          <w:rtl/>
+          <w:lang w:bidi="ar-AE"/>
+        </w:rPr>
+        <w:t>" (فيلبي 1: 21). إن هذا يجب أن يكون موقف المسيحي من جهة ظروف الحياة. وكم يمنحنا هذا نظرة مختلفة لكل شيء!</w:t>
+      </w:r>
+      <w:r>
+        <w:rPr>
+          <w:rFonts w:hint="cs"/>
+          <w:rtl/>
+          <w:lang w:bidi="ar-AE"/>
+        </w:rPr>
+        <w:t xml:space="preserve"> فالأمور لا تعود تُرى بمقاييس الناس بأنها مجهدة وغير مريحة. فهي الآن فرص فريدة من نوعها لتنمو فيها حياتنا الروحية لنكون "</w:t>
+      </w:r>
+      <w:r>
+        <w:rPr>
+          <w:rtl/>
+          <w:lang w:bidi="ar-AE"/>
+        </w:rPr>
+        <w:t xml:space="preserve"> بِلاَ لَوْمٍ، وَبُسَطَاءَ، أَوْلاَدًا ِللهِ بِلاَ عَيْبٍ فِي وَسَطِ جِيل مُعَوَّجٍ وَمُلْتَوٍ، تُضِيئُونَ بَيْنَهُمْ كَأَنْوَارٍ فِي الْعَالَمِ.</w:t>
+      </w:r>
+      <w:r>
+        <w:rPr>
+          <w:rFonts w:hint="cs"/>
+          <w:rtl/>
+          <w:lang w:bidi="ar-AE"/>
+        </w:rPr>
+        <w:t xml:space="preserve">" (فيلبي 2: 15). حتى الضيقات </w:t>
+      </w:r>
+      <w:r>
+        <w:rPr>
+          <w:rFonts w:hint="cs"/>
+          <w:rtl/>
+          <w:lang w:bidi="ar-AE"/>
+        </w:rPr>
+        <w:lastRenderedPageBreak/>
+        <w:t>يُنظَر إليها كفرصة لننتهزها بتقديم الشكر: "</w:t>
+      </w:r>
+      <w:r>
+        <w:rPr>
+          <w:rtl/>
+          <w:lang w:bidi="ar-AE"/>
+        </w:rPr>
+        <w:t xml:space="preserve"> 16افْرَحُوا كُلَّ حِينٍ.  17صَلُّوا بِلاَ انْقِطَاعٍ.  18اشْكُرُوا فِي كُلِّ شَيْءٍ، لأَنَّ هذِهِ هِيَ مَشِيئَةُ اللهِ فِي الْمَسِيحِ يَسُوعَ مِنْ جِهَتِكُمْ.</w:t>
+      </w:r>
+      <w:r>
+        <w:rPr>
+          <w:rFonts w:hint="cs"/>
+          <w:rtl/>
+          <w:lang w:bidi="ar-AE"/>
+        </w:rPr>
+        <w:t xml:space="preserve">" (1. تسالونيكي 5: 16 </w:t>
+      </w:r>
+      <w:r>
+        <w:rPr>
+          <w:rtl/>
+          <w:lang w:bidi="ar-AE"/>
         </w:rPr>
         <w:t>–</w:t>
       </w:r>
       <w:r>
         <w:rPr>
-          <w:rFonts w:ascii="Sakkal Majalla" w:hAnsi="Sakkal Majalla" w:cs="Sakkal Majalla" w:hint="cs"/>
-          <w:sz w:val="28"/>
-          <w:szCs w:val="28"/>
-          <w:rtl/>
-        </w:rPr>
-        <w:t xml:space="preserve"> الله الظاهر في الجسد </w:t>
-      </w:r>
-      <w:r>
-        <w:rPr>
-          <w:rFonts w:ascii="Sakkal Majalla" w:hAnsi="Sakkal Majalla" w:cs="Sakkal Majalla"/>
-          <w:sz w:val="28"/>
-          <w:szCs w:val="28"/>
-          <w:rtl/>
-        </w:rPr>
-        <w:t>–</w:t>
-      </w:r>
-      <w:r>
-        <w:rPr>
-          <w:rFonts w:ascii="Sakkal Majalla" w:hAnsi="Sakkal Majalla" w:cs="Sakkal Majalla" w:hint="cs"/>
-          <w:sz w:val="28"/>
-          <w:szCs w:val="28"/>
-          <w:rtl/>
-        </w:rPr>
-        <w:t xml:space="preserve"> على الصليب بين مجرمَين. هل استطاعت المسامير أن تثبته؟ محالة. الإنسان سمّره على الصليب؛ لكنها كانت أيضًا مشيئة الله في أنه كان هناك.</w:t>
-      </w:r>
-    </w:p>
-    <w:p>
-      <w:pPr>
-        <w:bidi/>
-        <w:jc w:val="both"/>
-        <w:rPr>
-          <w:rFonts w:ascii="Sakkal Majalla" w:hAnsi="Sakkal Majalla" w:cs="Sakkal Majalla"/>
-          <w:sz w:val="28"/>
-          <w:szCs w:val="28"/>
-          <w:rtl/>
-        </w:rPr>
-      </w:pPr>
-      <w:r>
-        <w:rPr>
-          <w:rFonts w:ascii="Sakkal Majalla" w:hAnsi="Sakkal Majalla" w:cs="Sakkal Majalla" w:hint="cs"/>
-          <w:sz w:val="28"/>
-          <w:szCs w:val="28"/>
-          <w:rtl/>
-        </w:rPr>
-        <w:t>أمرٌ آخر أقوى من السلاسل والقيود أمسك به. هو قال: "ه</w:t>
-      </w:r>
-      <w:r>
-        <w:rPr>
-          <w:rFonts w:ascii="Sakkal Majalla" w:hAnsi="Sakkal Majalla" w:cs="Sakkal Majalla"/>
-          <w:sz w:val="28"/>
-          <w:szCs w:val="28"/>
-          <w:rtl/>
-        </w:rPr>
-        <w:t>نَذَا أَجِيءُ. فِي دَرْجِ الْكِتَابِ مَكْتُوبٌ عَنِّي، لأَفْعَلَ مَشِيئَتَكَ يَا أَللهُ».</w:t>
-      </w:r>
-      <w:r>
-        <w:rPr>
-          <w:rFonts w:ascii="Sakkal Majalla" w:hAnsi="Sakkal Majalla" w:cs="Sakkal Majalla" w:hint="cs"/>
-          <w:sz w:val="28"/>
-          <w:szCs w:val="28"/>
-          <w:rtl/>
-        </w:rPr>
-        <w:t>" (عبرانيين 10: 7). ابن الله كان قد أصبح خادمًا. هو، مَن</w:t>
-      </w:r>
-      <w:r>
-        <w:rPr>
-          <w:rFonts w:ascii="Sakkal Majalla" w:hAnsi="Sakkal Majalla" w:cs="Sakkal Majalla" w:hint="cs"/>
-          <w:sz w:val="28"/>
-          <w:szCs w:val="28"/>
-          <w:rtl/>
-        </w:rPr>
-        <w:t xml:space="preserve"> </w:t>
-      </w:r>
-      <w:r>
-        <w:rPr>
-          <w:rFonts w:ascii="Sakkal Majalla" w:hAnsi="Sakkal Majalla" w:cs="Sakkal Majalla" w:hint="cs"/>
-          <w:sz w:val="28"/>
-          <w:szCs w:val="28"/>
-          <w:rtl/>
-        </w:rPr>
-        <w:t>به</w:t>
-      </w:r>
-      <w:r>
-        <w:rPr>
-          <w:rFonts w:ascii="Sakkal Majalla" w:hAnsi="Sakkal Majalla" w:cs="Sakkal Majalla" w:hint="cs"/>
-          <w:sz w:val="28"/>
-          <w:szCs w:val="28"/>
-          <w:rtl/>
-        </w:rPr>
-        <w:t xml:space="preserve"> الكل</w:t>
-      </w:r>
-      <w:r>
-        <w:rPr>
-          <w:rFonts w:ascii="Sakkal Majalla" w:hAnsi="Sakkal Majalla" w:cs="Sakkal Majalla" w:hint="cs"/>
-          <w:sz w:val="28"/>
-          <w:szCs w:val="28"/>
-          <w:rtl/>
-        </w:rPr>
-        <w:t xml:space="preserve"> قد</w:t>
-      </w:r>
-      <w:r>
-        <w:rPr>
-          <w:rFonts w:ascii="Sakkal Majalla" w:hAnsi="Sakkal Majalla" w:cs="Sakkal Majalla" w:hint="cs"/>
-          <w:sz w:val="28"/>
-          <w:szCs w:val="28"/>
-          <w:rtl/>
-        </w:rPr>
-        <w:t xml:space="preserve"> خُلق وكان له السلطان بأن يبيد الكل ثانية، كان موثقًا على الصليب ومقيدًا كالعبيد؛ لكنه أتم مشيئة الله؛ التي أتى لأجلها. وهو قد اتضع حتى الموت، أسلم لله روحه في طاعة كاملة.</w:t>
-      </w:r>
-    </w:p>
-    <w:p>
-      <w:pPr>
-        <w:bidi/>
-        <w:jc w:val="both"/>
-        <w:rPr>
-          <w:rFonts w:ascii="Sakkal Majalla" w:hAnsi="Sakkal Majalla" w:cs="Sakkal Majalla"/>
-          <w:sz w:val="28"/>
-          <w:szCs w:val="28"/>
-          <w:rtl/>
-        </w:rPr>
-      </w:pPr>
-      <w:r>
-        <w:rPr>
-          <w:rFonts w:ascii="Sakkal Majalla" w:hAnsi="Sakkal Majalla" w:cs="Sakkal Majalla" w:hint="cs"/>
-          <w:sz w:val="28"/>
-          <w:szCs w:val="28"/>
-          <w:rtl/>
-        </w:rPr>
-        <w:t>هل بان مجد الله يومًا في مثل هذا النور كما في تلك اللحظة؟ نعم، على الصليب ينعكس مجد أدبي يظلّل على كل مجد آخر. إنه الصليب، الذي أسلم عليه المسيح نفسه والكل لله، ليكرس كل شيء لمجده.</w:t>
-      </w:r>
+          <w:rFonts w:hint="cs"/>
+          <w:rtl/>
+          <w:lang w:bidi="ar-AE"/>
+        </w:rPr>
+        <w:t xml:space="preserve"> 18).</w:t>
+      </w:r>
+    </w:p>
+    <w:p>
+      <w:pPr>
+        <w:jc w:val="both"/>
+        <w:rPr>
+          <w:rtl/>
+          <w:lang w:bidi="ar-AE"/>
+        </w:rPr>
+      </w:pPr>
+      <w:r>
+        <w:rPr>
+          <w:rFonts w:hint="cs"/>
+          <w:rtl/>
+          <w:lang w:bidi="ar-AE"/>
+        </w:rPr>
+        <w:t>إن الموقف المسيحي الإيجابي يُدخل رضى حقيقي نقي في ابن الله. كل الأمور ستُرى بأنها آتية من يدي أبٍ محب حنون وهي فرص لنتعلم فيها دروسًا قيمة في ضبط النفس، الصبر، الإيمان والطاعة، بينما نكتسب بركة غنية. ليست الظروف من حولنا التي تجعلنا سعداء أو تعساء، وإنما موقفنا الباطني من نحوها ومن نحو الله. إن مؤلف الترنيمة بيل جايتر عبّر عن ذلك كالتالي:</w:t>
+      </w:r>
+    </w:p>
+    <w:p>
+      <w:pPr>
+        <w:spacing w:after="0"/>
+        <w:jc w:val="both"/>
+        <w:rPr>
+          <w:rtl/>
+          <w:lang w:bidi="ar-AE"/>
+        </w:rPr>
+      </w:pPr>
+      <w:r>
+        <w:rPr>
+          <w:rFonts w:hint="cs"/>
+          <w:rtl/>
+          <w:lang w:bidi="ar-AE"/>
+        </w:rPr>
+        <w:t>وجدت سعادة، وجدت سلام النفس</w:t>
+      </w:r>
+      <w:r>
+        <w:rPr>
+          <w:rFonts w:hint="cs"/>
+          <w:rtl/>
+          <w:lang w:bidi="ar-AE"/>
+        </w:rPr>
+        <w:t>،</w:t>
+      </w:r>
+    </w:p>
+    <w:p>
+      <w:pPr>
+        <w:spacing w:after="0"/>
+        <w:jc w:val="both"/>
+        <w:rPr>
+          <w:rtl/>
+          <w:lang w:bidi="ar-AE"/>
+        </w:rPr>
+      </w:pPr>
+      <w:r>
+        <w:rPr>
+          <w:rFonts w:hint="cs"/>
+          <w:rtl/>
+          <w:lang w:bidi="ar-AE"/>
+        </w:rPr>
+        <w:t>وجدت فرح الحياة، تكتنفه محبة كاملة،</w:t>
+      </w:r>
+    </w:p>
+    <w:p>
+      <w:pPr>
+        <w:spacing w:after="0"/>
+        <w:jc w:val="both"/>
+        <w:rPr>
+          <w:rtl/>
+          <w:lang w:bidi="ar-AE"/>
+        </w:rPr>
+      </w:pPr>
+      <w:r>
+        <w:rPr>
+          <w:rFonts w:hint="cs"/>
+          <w:rtl/>
+          <w:lang w:bidi="ar-AE"/>
+        </w:rPr>
+        <w:t>وجدت الرضى الحقيقي، حياة سعيدة متناغمة؛</w:t>
+      </w:r>
+    </w:p>
+    <w:p>
+      <w:pPr>
+        <w:spacing w:after="0"/>
+        <w:jc w:val="both"/>
+        <w:rPr>
+          <w:rtl/>
+          <w:lang w:bidi="ar-AE"/>
+        </w:rPr>
+      </w:pPr>
+      <w:r>
+        <w:rPr>
+          <w:rFonts w:hint="cs"/>
+          <w:rtl/>
+          <w:lang w:bidi="ar-AE"/>
+        </w:rPr>
+        <w:t>وجدت سعادة لكل زمان،</w:t>
+      </w:r>
+    </w:p>
+    <w:p>
+      <w:pPr>
+        <w:spacing w:after="0"/>
+        <w:jc w:val="both"/>
+        <w:rPr>
+          <w:rtl/>
+          <w:lang w:bidi="ar-AE"/>
+        </w:rPr>
+      </w:pPr>
+      <w:r>
+        <w:rPr>
+          <w:rFonts w:hint="cs"/>
+          <w:rtl/>
+          <w:lang w:bidi="ar-AE"/>
+        </w:rPr>
+        <w:t>سلام عجيب للنفس،</w:t>
+      </w:r>
+    </w:p>
+    <w:p>
+      <w:pPr>
+        <w:jc w:val="both"/>
+        <w:rPr>
+          <w:rtl/>
+          <w:lang w:bidi="ar-AE"/>
+        </w:rPr>
+      </w:pPr>
+      <w:r>
+        <w:rPr>
+          <w:rFonts w:hint="cs"/>
+          <w:rtl/>
+          <w:lang w:bidi="ar-AE"/>
+        </w:rPr>
+        <w:t>حينما وجدت الرب.</w:t>
+      </w:r>
+    </w:p>
+    <w:p>
+      <w:pPr>
+        <w:jc w:val="center"/>
+        <w:rPr>
+          <w:rFonts w:hint="cs"/>
+          <w:lang w:bidi="ar-AE"/>
+        </w:rPr>
+      </w:pPr>
+      <w:r>
+        <w:rPr>
+          <w:rFonts w:hint="cs"/>
+          <w:rtl/>
+          <w:lang w:bidi="ar-AE"/>
+        </w:rPr>
+        <w:t>-تم-</w:t>
+      </w:r>
+      <w:bookmarkStart w:id="0" w:name="_GoBack"/>
+      <w:bookmarkEnd w:id="0"/>
     </w:p>
     <w:sectPr>
       <w:pgSz w:w="11906" w:h="16838"/>
-      <w:pgMar w:top="1440" w:right="1440" w:bottom="1440" w:left="1440" w:header="708" w:footer="708" w:gutter="0"/>
+      <w:pgMar w:top="1440" w:right="1800" w:bottom="1440" w:left="1800" w:header="708" w:footer="708" w:gutter="0"/>
       <w:cols w:space="708"/>
+      <w:bidi/>
+      <w:rtlGutter/>
       <w:docGrid w:linePitch="360"/>
     </w:sectPr>
   </w:body>
 </w:document>
 </file>
 
+<file path=word/numbering.xml><?xml version="1.0" encoding="utf-8"?>
+<w:numbering xmlns:wpc="http://schemas.microsoft.com/office/word/2010/wordprocessingCanvas" xmlns:cx="http://schemas.microsoft.com/office/drawing/2014/chartex" xmlns:cx1="http://schemas.microsoft.com/office/drawing/2015/9/8/chartex" xmlns:cx2="http://schemas.microsoft.com/office/drawing/2015/10/21/chartex" xmlns:cx3="http://schemas.microsoft.com/office/drawing/2016/5/9/chartex" xmlns:cx4="http://schemas.microsoft.com/office/drawing/2016/5/10/chartex" xmlns:cx5="http://schemas.microsoft.com/office/drawing/2016/5/11/chartex" xmlns:cx6="http://schemas.microsoft.com/office/drawing/2016/5/12/chartex" xmlns:cx7="http://schemas.microsoft.com/office/drawing/2016/5/13/chartex" xmlns:cx8="http://schemas.microsoft.com/office/drawing/2016/5/14/chartex" xmlns:mc="http://schemas.openxmlformats.org/markup-compatibility/2006" xmlns:aink="http://schemas.microsoft.com/office/drawing/2016/ink" xmlns:am3d="http://schemas.microsoft.com/office/drawing/2017/model3d" xmlns:o="urn:schemas-microsoft-com:office:office" xmlns:r="http://schemas.openxmlformats.org/officeDocument/2006/relationships" xmlns:m="http://schemas.openxmlformats.org/officeDocument/2006/math" xmlns:v="urn:schemas-microsoft-com:vml" xmlns:wp14="http://schemas.microsoft.com/office/word/2010/wordprocessingDrawing" xmlns:wp="http://schemas.openxmlformats.org/drawingml/2006/wordprocessingDrawing" xmlns:w10="urn:schemas-microsoft-com:office:word" xmlns:w="http://schemas.openxmlformats.org/wordprocessingml/2006/main" xmlns:w14="http://schemas.microsoft.com/office/word/2010/wordml" xmlns:w15="http://schemas.microsoft.com/office/word/2012/wordml" xmlns:w16cid="http://schemas.microsoft.com/office/word/2016/wordml/cid" xmlns:w16se="http://schemas.microsoft.com/office/word/2015/wordml/symex" xmlns:wpg="http://schemas.microsoft.com/office/word/2010/wordprocessingGroup" xmlns:wpi="http://schemas.microsoft.com/office/word/2010/wordprocessingInk" xmlns:wne="http://schemas.microsoft.com/office/word/2006/wordml" xmlns:wps="http://schemas.microsoft.com/office/word/2010/wordprocessingShape" mc:Ignorable="w14 w15 w16se w16cid wp14">
+  <w:abstractNum w:abstractNumId="0" w15:restartNumberingAfterBreak="0">
+    <w:nsid w:val="022F071D"/>
+    <w:multiLevelType w:val="hybridMultilevel"/>
+    <w:tmpl w:val="21E229B8"/>
+    <w:lvl w:ilvl="0" w:tplc="F006D9B8">
+      <w:numFmt w:val="bullet"/>
+      <w:lvlText w:val=""/>
+      <w:lvlJc w:val="left"/>
+      <w:pPr>
+        <w:ind w:left="720" w:hanging="360"/>
+      </w:pPr>
+      <w:rPr>
+        <w:rFonts w:ascii="Symbol" w:eastAsiaTheme="minorHAnsi" w:hAnsi="Symbol" w:cs="Sakkal Majalla" w:hint="default"/>
+      </w:rPr>
+    </w:lvl>
+    <w:lvl w:ilvl="1" w:tplc="04090003" w:tentative="1">
+      <w:start w:val="1"/>
+      <w:numFmt w:val="bullet"/>
+      <w:lvlText w:val="o"/>
+      <w:lvlJc w:val="left"/>
+      <w:pPr>
+        <w:ind w:left="1440" w:hanging="360"/>
+      </w:pPr>
+      <w:rPr>
+        <w:rFonts w:ascii="Courier New" w:hAnsi="Courier New" w:cs="Courier New" w:hint="default"/>
+      </w:rPr>
+    </w:lvl>
+    <w:lvl w:ilvl="2" w:tplc="04090005" w:tentative="1">
+      <w:start w:val="1"/>
+      <w:numFmt w:val="bullet"/>
+      <w:lvlText w:val=""/>
+      <w:lvlJc w:val="left"/>
+      <w:pPr>
+        <w:ind w:left="2160" w:hanging="360"/>
+      </w:pPr>
+      <w:rPr>
+        <w:rFonts w:ascii="Wingdings" w:hAnsi="Wingdings" w:hint="default"/>
+      </w:rPr>
+    </w:lvl>
+    <w:lvl w:ilvl="3" w:tplc="04090001" w:tentative="1">
+      <w:start w:val="1"/>
+      <w:numFmt w:val="bullet"/>
+      <w:lvlText w:val=""/>
+      <w:lvlJc w:val="left"/>
+      <w:pPr>
+        <w:ind w:left="2880" w:hanging="360"/>
+      </w:pPr>
+      <w:rPr>
+        <w:rFonts w:ascii="Symbol" w:hAnsi="Symbol" w:hint="default"/>
+      </w:rPr>
+    </w:lvl>
+    <w:lvl w:ilvl="4" w:tplc="04090003" w:tentative="1">
+      <w:start w:val="1"/>
+      <w:numFmt w:val="bullet"/>
+      <w:lvlText w:val="o"/>
+      <w:lvlJc w:val="left"/>
+      <w:pPr>
+        <w:ind w:left="3600" w:hanging="360"/>
+      </w:pPr>
+      <w:rPr>
+        <w:rFonts w:ascii="Courier New" w:hAnsi="Courier New" w:cs="Courier New" w:hint="default"/>
+      </w:rPr>
+    </w:lvl>
+    <w:lvl w:ilvl="5" w:tplc="04090005" w:tentative="1">
+      <w:start w:val="1"/>
+      <w:numFmt w:val="bullet"/>
+      <w:lvlText w:val=""/>
+      <w:lvlJc w:val="left"/>
+      <w:pPr>
+        <w:ind w:left="4320" w:hanging="360"/>
+      </w:pPr>
+      <w:rPr>
+        <w:rFonts w:ascii="Wingdings" w:hAnsi="Wingdings" w:hint="default"/>
+      </w:rPr>
+    </w:lvl>
+    <w:lvl w:ilvl="6" w:tplc="04090001" w:tentative="1">
+      <w:start w:val="1"/>
+      <w:numFmt w:val="bullet"/>
+      <w:lvlText w:val=""/>
+      <w:lvlJc w:val="left"/>
+      <w:pPr>
+        <w:ind w:left="5040" w:hanging="360"/>
+      </w:pPr>
+      <w:rPr>
+        <w:rFonts w:ascii="Symbol" w:hAnsi="Symbol" w:hint="default"/>
+      </w:rPr>
+    </w:lvl>
+    <w:lvl w:ilvl="7" w:tplc="04090003" w:tentative="1">
+      <w:start w:val="1"/>
+      <w:numFmt w:val="bullet"/>
+      <w:lvlText w:val="o"/>
+      <w:lvlJc w:val="left"/>
+      <w:pPr>
+        <w:ind w:left="5760" w:hanging="360"/>
+      </w:pPr>
+      <w:rPr>
+        <w:rFonts w:ascii="Courier New" w:hAnsi="Courier New" w:cs="Courier New" w:hint="default"/>
+      </w:rPr>
+    </w:lvl>
+    <w:lvl w:ilvl="8" w:tplc="04090005" w:tentative="1">
+      <w:start w:val="1"/>
+      <w:numFmt w:val="bullet"/>
+      <w:lvlText w:val=""/>
+      <w:lvlJc w:val="left"/>
+      <w:pPr>
+        <w:ind w:left="6480" w:hanging="360"/>
+      </w:pPr>
+      <w:rPr>
+        <w:rFonts w:ascii="Wingdings" w:hAnsi="Wingdings" w:hint="default"/>
+      </w:rPr>
+    </w:lvl>
+  </w:abstractNum>
+  <w:num w:numId="1">
+    <w:abstractNumId w:val="0"/>
+  </w:num>
+</w:numbering>
+</file>
+
 <file path=word/styles.xml><?xml version="1.0" encoding="utf-8"?>
-<w:styles xmlns:mc="http://schemas.openxmlformats.org/markup-compatibility/2006" xmlns:r="http://schemas.openxmlformats.org/officeDocument/2006/relationships" xmlns:w="http://schemas.openxmlformats.org/wordprocessingml/2006/main" xmlns:w14="http://schemas.microsoft.com/office/word/2010/wordml" xmlns:w15="http://schemas.microsoft.com/office/word/2012/wordml" xmlns:w16cex="http://schemas.microsoft.com/office/word/2018/wordml/cex" xmlns:w16cid="http://schemas.microsoft.com/office/word/2016/wordml/cid" xmlns:w16="http://schemas.microsoft.com/office/word/2018/wordml" xmlns:w16se="http://schemas.microsoft.com/office/word/2015/wordml/symex" mc:Ignorable="w14 w15 w16se w16cid w16 w16cex">
+<w:styles xmlns:mc="http://schemas.openxmlformats.org/markup-compatibility/2006" xmlns:r="http://schemas.openxmlformats.org/officeDocument/2006/relationships" xmlns:w="http://schemas.openxmlformats.org/wordprocessingml/2006/main" xmlns:w14="http://schemas.microsoft.com/office/word/2010/wordml" xmlns:w15="http://schemas.microsoft.com/office/word/2012/wordml" xmlns:w16cid="http://schemas.microsoft.com/office/word/2016/wordml/cid" xmlns:w16se="http://schemas.microsoft.com/office/word/2015/wordml/symex" mc:Ignorable="w14 w15 w16se w16cid">
   <w:docDefaults>
     <w:rPrDefault>
       <w:rPr>
-        <w:rFonts w:asciiTheme="minorHAnsi" w:eastAsiaTheme="minorHAnsi" w:hAnsiTheme="minorHAnsi" w:cstheme="minorBidi"/>
-        <w:sz w:val="22"/>
-        <w:szCs w:val="22"/>
-        <w:lang w:val="en-IL" w:eastAsia="en-US" w:bidi="ar-SA"/>
+        <w:rFonts w:ascii="Sakkal Majalla" w:eastAsiaTheme="minorHAnsi" w:hAnsi="Sakkal Majalla" w:cs="Sakkal Majalla"/>
+        <w:sz w:val="28"/>
+        <w:szCs w:val="28"/>
+        <w:lang w:val="en-US" w:eastAsia="en-US" w:bidi="ar-SA"/>
       </w:rPr>
     </w:rPrDefault>
     <w:pPrDefault>
@@ -678,9 +1099,9 @@
   <w:style w:type="paragraph" w:default="1" w:styleId="Normal">
     <w:name w:val="Normal"/>
     <w:qFormat/>
-    <w:rPr>
-      <w:lang w:bidi="ar-EG"/>
-    </w:rPr>
+    <w:pPr>
+      <w:bidi/>
+    </w:pPr>
   </w:style>
   <w:style w:type="character" w:default="1" w:styleId="DefaultParagraphFont">
     <w:name w:val="Default Paragraph Font"/>
@@ -709,12 +1130,23 @@
     <w:semiHidden/>
     <w:unhideWhenUsed/>
   </w:style>
+  <w:style w:type="paragraph" w:styleId="ListParagraph">
+    <w:name w:val="List Paragraph"/>
+    <w:basedOn w:val="Normal"/>
+    <w:uiPriority w:val="34"/>
+    <w:qFormat/>
+    <w:rsid w:val="00310EF1"/>
+    <w:pPr>
+      <w:ind w:left="720"/>
+      <w:contextualSpacing/>
+    </w:pPr>
+  </w:style>
   <w:style w:type="character" w:styleId="Hyperlink">
     <w:name w:val="Hyperlink"/>
     <w:basedOn w:val="DefaultParagraphFont"/>
     <w:uiPriority w:val="99"/>
     <w:unhideWhenUsed/>
-    <w:rsid w:val="00900B43"/>
+    <w:rsid w:val="007943C7"/>
     <w:rPr>
       <w:color w:val="0563C1" w:themeColor="hyperlink"/>
       <w:u w:val="single"/>
@@ -726,7 +1158,7 @@
     <w:uiPriority w:val="99"/>
     <w:semiHidden/>
     <w:unhideWhenUsed/>
-    <w:rsid w:val="00900B43"/>
+    <w:rsid w:val="007943C7"/>
     <w:rPr>
       <w:color w:val="605E5C"/>
       <w:shd w:val="clear" w:color="auto" w:fill="E1DFDD"/>
@@ -736,7 +1168,7 @@
 </file>
 
 <file path=word/theme/theme1.xml><?xml version="1.0" encoding="utf-8"?>
-<a:theme xmlns:a="http://schemas.openxmlformats.org/drawingml/2006/main" name="ערכת נושא Office">
+<a:theme xmlns:a="http://schemas.openxmlformats.org/drawingml/2006/main" name="Office Theme">
   <a:themeElements>
     <a:clrScheme name="Office">
       <a:dk1>

--- a/docs/downloads/منوعات/تم/doc_0709.docx
+++ b/docs/downloads/منوعات/تم/doc_0709.docx
@@ -1,715 +1,294 @@
 
 <file path=word/document.xml><?xml version="1.0" encoding="utf-8"?>
-<w:document xmlns:wpc="http://schemas.microsoft.com/office/word/2010/wordprocessingCanvas" xmlns:cx="http://schemas.microsoft.com/office/drawing/2014/chartex" xmlns:cx1="http://schemas.microsoft.com/office/drawing/2015/9/8/chartex" xmlns:cx2="http://schemas.microsoft.com/office/drawing/2015/10/21/chartex" xmlns:cx3="http://schemas.microsoft.com/office/drawing/2016/5/9/chartex" xmlns:cx4="http://schemas.microsoft.com/office/drawing/2016/5/10/chartex" xmlns:cx5="http://schemas.microsoft.com/office/drawing/2016/5/11/chartex" xmlns:cx6="http://schemas.microsoft.com/office/drawing/2016/5/12/chartex" xmlns:cx7="http://schemas.microsoft.com/office/drawing/2016/5/13/chartex" xmlns:cx8="http://schemas.microsoft.com/office/drawing/2016/5/14/chartex" xmlns:mc="http://schemas.openxmlformats.org/markup-compatibility/2006" xmlns:aink="http://schemas.microsoft.com/office/drawing/2016/ink" xmlns:am3d="http://schemas.microsoft.com/office/drawing/2017/model3d" xmlns:o="urn:schemas-microsoft-com:office:office" xmlns:r="http://schemas.openxmlformats.org/officeDocument/2006/relationships" xmlns:m="http://schemas.openxmlformats.org/officeDocument/2006/math" xmlns:v="urn:schemas-microsoft-com:vml" xmlns:wp14="http://schemas.microsoft.com/office/word/2010/wordprocessingDrawing" xmlns:wp="http://schemas.openxmlformats.org/drawingml/2006/wordprocessingDrawing" xmlns:w10="urn:schemas-microsoft-com:office:word" xmlns:w="http://schemas.openxmlformats.org/wordprocessingml/2006/main" xmlns:w14="http://schemas.microsoft.com/office/word/2010/wordml" xmlns:w15="http://schemas.microsoft.com/office/word/2012/wordml" xmlns:w16cid="http://schemas.microsoft.com/office/word/2016/wordml/cid" xmlns:w16se="http://schemas.microsoft.com/office/word/2015/wordml/symex" xmlns:wpg="http://schemas.microsoft.com/office/word/2010/wordprocessingGroup" xmlns:wpi="http://schemas.microsoft.com/office/word/2010/wordprocessingInk" xmlns:wne="http://schemas.microsoft.com/office/word/2006/wordml" xmlns:wps="http://schemas.microsoft.com/office/word/2010/wordprocessingShape" mc:Ignorable="w14 w15 w16se w16cid wp14">
+<w:document xmlns:wpc="http://schemas.microsoft.com/office/word/2010/wordprocessingCanvas" xmlns:cx="http://schemas.microsoft.com/office/drawing/2014/chartex" xmlns:cx1="http://schemas.microsoft.com/office/drawing/2015/9/8/chartex" xmlns:cx2="http://schemas.microsoft.com/office/drawing/2015/10/21/chartex" xmlns:cx3="http://schemas.microsoft.com/office/drawing/2016/5/9/chartex" xmlns:cx4="http://schemas.microsoft.com/office/drawing/2016/5/10/chartex" xmlns:cx5="http://schemas.microsoft.com/office/drawing/2016/5/11/chartex" xmlns:cx6="http://schemas.microsoft.com/office/drawing/2016/5/12/chartex" xmlns:cx7="http://schemas.microsoft.com/office/drawing/2016/5/13/chartex" xmlns:cx8="http://schemas.microsoft.com/office/drawing/2016/5/14/chartex" xmlns:mc="http://schemas.openxmlformats.org/markup-compatibility/2006" xmlns:aink="http://schemas.microsoft.com/office/drawing/2016/ink" xmlns:am3d="http://schemas.microsoft.com/office/drawing/2017/model3d" xmlns:o="urn:schemas-microsoft-com:office:office" xmlns:r="http://schemas.openxmlformats.org/officeDocument/2006/relationships" xmlns:m="http://schemas.openxmlformats.org/officeDocument/2006/math" xmlns:v="urn:schemas-microsoft-com:vml" xmlns:wp14="http://schemas.microsoft.com/office/word/2010/wordprocessingDrawing" xmlns:wp="http://schemas.openxmlformats.org/drawingml/2006/wordprocessingDrawing" xmlns:w10="urn:schemas-microsoft-com:office:word" xmlns:w="http://schemas.openxmlformats.org/wordprocessingml/2006/main" xmlns:w14="http://schemas.microsoft.com/office/word/2010/wordml" xmlns:w15="http://schemas.microsoft.com/office/word/2012/wordml" xmlns:w16cex="http://schemas.microsoft.com/office/word/2018/wordml/cex" xmlns:w16cid="http://schemas.microsoft.com/office/word/2016/wordml/cid" xmlns:w16="http://schemas.microsoft.com/office/word/2018/wordml" xmlns:w16se="http://schemas.microsoft.com/office/word/2015/wordml/symex" xmlns:wpg="http://schemas.microsoft.com/office/word/2010/wordprocessingGroup" xmlns:wpi="http://schemas.microsoft.com/office/word/2010/wordprocessingInk" xmlns:wne="http://schemas.microsoft.com/office/word/2006/wordml" xmlns:wps="http://schemas.microsoft.com/office/word/2010/wordprocessingShape" mc:Ignorable="w14 w15 w16se w16cid w16 w16cex wp14">
   <w:body>
     <w:p>
       <w:pPr>
-        <w:jc w:val="center"/>
-        <w:rPr>
-          <w:rtl/>
-          <w:lang w:bidi="ar-AE"/>
+        <w:bidi/>
+        <w:jc w:val="both"/>
+        <w:rPr>
+          <w:rFonts w:ascii="Sakkal Majalla" w:hAnsi="Sakkal Majalla" w:cs="Sakkal Majalla"/>
+          <w:sz w:val="28"/>
+          <w:szCs w:val="28"/>
+          <w:rtl/>
         </w:rPr>
       </w:pPr>
-      <w:hyperlink r:id="rId5" w:anchor="search-hit-0" w:history="1">
+      <w:hyperlink r:id="rId4" w:history="1">
         <w:r>
           <w:rPr>
             <w:rStyle w:val="Hyperlink"/>
-            <w:rFonts w:hint="cs"/>
+            <w:rFonts w:ascii="Sakkal Majalla" w:hAnsi="Sakkal Majalla" w:cs="Sakkal Majalla" w:hint="cs"/>
+            <w:sz w:val="28"/>
+            <w:szCs w:val="28"/>
             <w:rtl/>
-            <w:lang w:bidi="ar-AE"/>
           </w:rPr>
-          <w:t>بأن نلائم موقفنا</w:t>
+          <w:t xml:space="preserve">الصليب يُعلن عن </w:t>
+        </w:r>
+        <w:r>
+          <w:rPr>
+            <w:rStyle w:val="Hyperlink"/>
+            <w:rFonts w:ascii="Sakkal Majalla" w:hAnsi="Sakkal Majalla" w:cs="Sakkal Majalla" w:hint="cs"/>
+            <w:sz w:val="28"/>
+            <w:szCs w:val="28"/>
+            <w:rtl/>
+          </w:rPr>
+          <w:t>م</w:t>
+        </w:r>
+        <w:r>
+          <w:rPr>
+            <w:rStyle w:val="Hyperlink"/>
+            <w:rFonts w:ascii="Sakkal Majalla" w:hAnsi="Sakkal Majalla" w:cs="Sakkal Majalla" w:hint="cs"/>
+            <w:sz w:val="28"/>
+            <w:szCs w:val="28"/>
+            <w:rtl/>
+          </w:rPr>
+          <w:t>جد الله</w:t>
         </w:r>
       </w:hyperlink>
     </w:p>
     <w:p>
       <w:pPr>
+        <w:bidi/>
         <w:jc w:val="both"/>
         <w:rPr>
-          <w:rtl/>
-          <w:lang w:bidi="ar-AE"/>
+          <w:rFonts w:ascii="Sakkal Majalla" w:hAnsi="Sakkal Majalla" w:cs="Sakkal Majalla"/>
+          <w:sz w:val="28"/>
+          <w:szCs w:val="28"/>
+          <w:rtl/>
         </w:rPr>
       </w:pPr>
       <w:r>
         <w:rPr>
-          <w:lang w:bidi="ar-AE"/>
-        </w:rPr>
-        <w:t>Elmo Clair Hadley</w:t>
+          <w:rFonts w:ascii="Sakkal Majalla" w:hAnsi="Sakkal Majalla" w:cs="Sakkal Majalla" w:hint="cs"/>
+          <w:sz w:val="28"/>
+          <w:szCs w:val="28"/>
+          <w:rtl/>
+        </w:rPr>
+        <w:t>يوحنا 13: 31</w:t>
       </w:r>
     </w:p>
     <w:p>
       <w:pPr>
+        <w:bidi/>
         <w:jc w:val="both"/>
         <w:rPr>
-          <w:rtl/>
-          <w:lang w:bidi="ar-AE"/>
+          <w:rFonts w:ascii="Sakkal Majalla" w:hAnsi="Sakkal Majalla" w:cs="Sakkal Majalla"/>
+          <w:sz w:val="28"/>
+          <w:szCs w:val="28"/>
+          <w:rtl/>
         </w:rPr>
       </w:pPr>
       <w:r>
         <w:rPr>
-          <w:rFonts w:hint="cs"/>
-          <w:rtl/>
-          <w:lang w:bidi="ar-AE"/>
-        </w:rPr>
-        <w:t>"</w:t>
-      </w:r>
-      <w:r>
-        <w:rPr>
-          <w:rtl/>
-          <w:lang w:bidi="ar-AE"/>
-        </w:rPr>
-        <w:t>فَإِنِّي قَدْ تَعَلَّمْتُ أَنْ أَكُونَ مُكْتَفِيًا بِمَا أَنَا فِيهِ.</w:t>
-      </w:r>
-      <w:r>
-        <w:rPr>
-          <w:rFonts w:hint="cs"/>
-          <w:rtl/>
-          <w:lang w:bidi="ar-AE"/>
-        </w:rPr>
-        <w:t>"</w:t>
-      </w:r>
-      <w:r>
-        <w:rPr>
-          <w:rtl/>
-        </w:rPr>
-        <w:t xml:space="preserve"> </w:t>
-      </w:r>
-      <w:r>
-        <w:rPr>
-          <w:rtl/>
-          <w:lang w:bidi="ar-AE"/>
-        </w:rPr>
-        <w:t>(فيلبي 4: 11)</w:t>
+          <w:rFonts w:ascii="Sakkal Majalla" w:hAnsi="Sakkal Majalla" w:cs="Sakkal Majalla"/>
+          <w:sz w:val="28"/>
+          <w:szCs w:val="28"/>
+        </w:rPr>
+        <w:t>G.V. Wigram</w:t>
       </w:r>
     </w:p>
     <w:p>
       <w:pPr>
+        <w:bidi/>
         <w:jc w:val="both"/>
         <w:rPr>
-          <w:rtl/>
-          <w:lang w:bidi="ar-AE"/>
+          <w:rFonts w:ascii="Sakkal Majalla" w:hAnsi="Sakkal Majalla" w:cs="Sakkal Majalla"/>
+          <w:sz w:val="28"/>
+          <w:szCs w:val="28"/>
+          <w:rtl/>
         </w:rPr>
       </w:pPr>
       <w:r>
         <w:rPr>
-          <w:rFonts w:hint="cs"/>
-          <w:rtl/>
-          <w:lang w:bidi="ar-AE"/>
-        </w:rPr>
-        <w:t>إنها ليست الظروف التي تجعلنا سعداء أو تعساء، وإنما موقفنا من نحوها. إننا دائمًا ما نجتهد بأن نتحكم بظروفنا، ونحن بوسعنا ذلك إلى حد ما. لكن الكثير من الظروف هي خارج عن حدود سيطرتنا. إننا نميل بأن لا نكون راضين وحتى بأن نكون متذمرين إن لم تسِر الأمور بحسب رغبتنا. رد فعلنا يكون كالأولاد، نبكي، نعبس أو نُصاب بالذعر إن لم يكن بوسعنا الحصول على ما نريده.</w:t>
+          <w:rFonts w:ascii="Sakkal Majalla" w:hAnsi="Sakkal Majalla" w:cs="Sakkal Majalla" w:hint="cs"/>
+          <w:sz w:val="28"/>
+          <w:szCs w:val="28"/>
+          <w:rtl/>
+        </w:rPr>
+        <w:t>الله أظهر مجده وحكمته ليس فقط في نتائج الصليب، وإنما في الصليب ذاته. خليقة السماء الجديدة والأرض الجديدة ليس باستطاعتها أن تهب هذا التعبير لمجده وحكمته كما فعل الصليب ذلك.</w:t>
       </w:r>
     </w:p>
     <w:p>
       <w:pPr>
+        <w:bidi/>
         <w:jc w:val="both"/>
         <w:rPr>
-          <w:rtl/>
-          <w:lang w:bidi="ar-AE"/>
+          <w:rFonts w:ascii="Sakkal Majalla" w:hAnsi="Sakkal Majalla" w:cs="Sakkal Majalla"/>
+          <w:sz w:val="28"/>
+          <w:szCs w:val="28"/>
+          <w:rtl/>
         </w:rPr>
       </w:pPr>
       <w:r>
         <w:rPr>
-          <w:rFonts w:hint="cs"/>
-          <w:rtl/>
-          <w:lang w:bidi="ar-AE"/>
-        </w:rPr>
-        <w:t>من الجانب الآخر هنالك مَن لهم القدرة بأن يحّولوا ما لا يتغيّر إلى ما هو أفضل بملائمة أنفسهم مع الظروف. بولس يقول: "</w:t>
-      </w:r>
-      <w:r>
-        <w:rPr>
-          <w:rtl/>
-        </w:rPr>
-        <w:t xml:space="preserve"> </w:t>
-      </w:r>
-      <w:r>
-        <w:rPr>
-          <w:rtl/>
-          <w:lang w:bidi="ar-AE"/>
-        </w:rPr>
-        <w:t>فَإِنِّي قَدْ تَعَلَّمْتُ أَنْ أَكُونَ مُكْتَفِيًا بِمَا أَنَا فِيهِ.</w:t>
-      </w:r>
-      <w:r>
-        <w:rPr>
-          <w:rFonts w:hint="cs"/>
-          <w:rtl/>
-          <w:lang w:bidi="ar-AE"/>
-        </w:rPr>
-        <w:t xml:space="preserve">" (فيلبي 4: 11). فالمسيحي يعلم بأنه </w:t>
-      </w:r>
-      <w:r>
-        <w:rPr>
-          <w:rFonts w:hint="cs"/>
-          <w:rtl/>
-          <w:lang w:bidi="ar-AE"/>
-        </w:rPr>
-        <w:t>ابن محبوب من الله وبأن أبيه يسيطر على كل الظروف ويسمح فقط بالأمور التي هي الأفضل لنا: "</w:t>
-      </w:r>
-      <w:r>
-        <w:rPr>
-          <w:rtl/>
-          <w:lang w:bidi="ar-AE"/>
-        </w:rPr>
-        <w:t xml:space="preserve"> وَنَحْنُ نَعْلَمُ أَنَّ كُلَّ الأَشْيَاءِ تَعْمَلُ مَعًا لِلْخَيْرِ لِلَّذِينَ يُحِبُّونَ اللهَ، الَّذِينَ هُمْ مَدْعُوُّونَ حَسَبَ قَصْدِهِ.</w:t>
-      </w:r>
-      <w:r>
-        <w:rPr>
-          <w:rFonts w:hint="cs"/>
-          <w:rtl/>
-          <w:lang w:bidi="ar-AE"/>
-        </w:rPr>
-        <w:t>" (رومية 8: 28). إن هذا صحيح من دون أي حدود.</w:t>
+          <w:rFonts w:ascii="Sakkal Majalla" w:hAnsi="Sakkal Majalla" w:cs="Sakkal Majalla" w:hint="cs"/>
+          <w:sz w:val="28"/>
+          <w:szCs w:val="28"/>
+          <w:rtl/>
+        </w:rPr>
+        <w:t xml:space="preserve">مَن ذاك الذي نراه معلقًا ملازمًا الصليب؟ إنه ذاك القدير الذي فيه يحل ملء اللاهوت. نحن نراه </w:t>
+      </w:r>
+      <w:r>
+        <w:rPr>
+          <w:rFonts w:ascii="Sakkal Majalla" w:hAnsi="Sakkal Majalla" w:cs="Sakkal Majalla"/>
+          <w:sz w:val="28"/>
+          <w:szCs w:val="28"/>
+          <w:rtl/>
+        </w:rPr>
+        <w:t>–</w:t>
+      </w:r>
+      <w:r>
+        <w:rPr>
+          <w:rFonts w:ascii="Sakkal Majalla" w:hAnsi="Sakkal Majalla" w:cs="Sakkal Majalla" w:hint="cs"/>
+          <w:sz w:val="28"/>
+          <w:szCs w:val="28"/>
+          <w:rtl/>
+        </w:rPr>
+        <w:t xml:space="preserve"> الله الظاهر في الجسد </w:t>
+      </w:r>
+      <w:r>
+        <w:rPr>
+          <w:rFonts w:ascii="Sakkal Majalla" w:hAnsi="Sakkal Majalla" w:cs="Sakkal Majalla"/>
+          <w:sz w:val="28"/>
+          <w:szCs w:val="28"/>
+          <w:rtl/>
+        </w:rPr>
+        <w:t>–</w:t>
+      </w:r>
+      <w:r>
+        <w:rPr>
+          <w:rFonts w:ascii="Sakkal Majalla" w:hAnsi="Sakkal Majalla" w:cs="Sakkal Majalla" w:hint="cs"/>
+          <w:sz w:val="28"/>
+          <w:szCs w:val="28"/>
+          <w:rtl/>
+        </w:rPr>
+        <w:t xml:space="preserve"> على الصليب بين مجرمَين. هل استطاعت المسامير أن تثبته؟ محالة. الإنسان سمّره على الصليب؛ لكنها كانت أيضًا مشيئة الله في أنه كان هناك.</w:t>
       </w:r>
     </w:p>
     <w:p>
       <w:pPr>
+        <w:bidi/>
         <w:jc w:val="both"/>
         <w:rPr>
-          <w:rtl/>
-          <w:lang w:bidi="ar-AE"/>
+          <w:rFonts w:ascii="Sakkal Majalla" w:hAnsi="Sakkal Majalla" w:cs="Sakkal Majalla"/>
+          <w:sz w:val="28"/>
+          <w:szCs w:val="28"/>
+          <w:rtl/>
         </w:rPr>
       </w:pPr>
       <w:r>
         <w:rPr>
-          <w:rFonts w:hint="cs"/>
-          <w:rtl/>
-          <w:lang w:bidi="ar-AE"/>
-        </w:rPr>
-        <w:t>مهما كانت الظروف التي تحل علينا، فنحن بوسعنا بأن نقف نصابها وأن نقول بكل يقين: "أبي يود بأن يعلمني درسًا. هو له بركة من أجلي في هذا الأمر. إنه يعطيني الآن فرصة فريدة بأن أختبر الصبر، الخضوع، الإيمان والثقة به كولد صغير."</w:t>
+          <w:rFonts w:ascii="Sakkal Majalla" w:hAnsi="Sakkal Majalla" w:cs="Sakkal Majalla" w:hint="cs"/>
+          <w:sz w:val="28"/>
+          <w:szCs w:val="28"/>
+          <w:rtl/>
+        </w:rPr>
+        <w:t>أمرٌ آخر أقوى من السلاسل والقيود أمسك به. هو قال: "ه</w:t>
+      </w:r>
+      <w:r>
+        <w:rPr>
+          <w:rFonts w:ascii="Sakkal Majalla" w:hAnsi="Sakkal Majalla" w:cs="Sakkal Majalla"/>
+          <w:sz w:val="28"/>
+          <w:szCs w:val="28"/>
+          <w:rtl/>
+        </w:rPr>
+        <w:t>نَذَا أَجِيءُ. فِي دَرْجِ الْكِتَابِ مَكْتُوبٌ عَنِّي، لأَفْعَلَ مَشِيئَتَكَ يَا أَللهُ».</w:t>
+      </w:r>
+      <w:r>
+        <w:rPr>
+          <w:rFonts w:ascii="Sakkal Majalla" w:hAnsi="Sakkal Majalla" w:cs="Sakkal Majalla" w:hint="cs"/>
+          <w:sz w:val="28"/>
+          <w:szCs w:val="28"/>
+          <w:rtl/>
+        </w:rPr>
+        <w:t>" (عبرانيين 10: 7). ابن الله كان قد أصبح خادمًا. هو، مَن</w:t>
+      </w:r>
+      <w:r>
+        <w:rPr>
+          <w:rFonts w:ascii="Sakkal Majalla" w:hAnsi="Sakkal Majalla" w:cs="Sakkal Majalla" w:hint="cs"/>
+          <w:sz w:val="28"/>
+          <w:szCs w:val="28"/>
+          <w:rtl/>
+        </w:rPr>
+        <w:t xml:space="preserve"> </w:t>
+      </w:r>
+      <w:r>
+        <w:rPr>
+          <w:rFonts w:ascii="Sakkal Majalla" w:hAnsi="Sakkal Majalla" w:cs="Sakkal Majalla" w:hint="cs"/>
+          <w:sz w:val="28"/>
+          <w:szCs w:val="28"/>
+          <w:rtl/>
+        </w:rPr>
+        <w:t>به</w:t>
+      </w:r>
+      <w:r>
+        <w:rPr>
+          <w:rFonts w:ascii="Sakkal Majalla" w:hAnsi="Sakkal Majalla" w:cs="Sakkal Majalla" w:hint="cs"/>
+          <w:sz w:val="28"/>
+          <w:szCs w:val="28"/>
+          <w:rtl/>
+        </w:rPr>
+        <w:t xml:space="preserve"> الكل</w:t>
+      </w:r>
+      <w:r>
+        <w:rPr>
+          <w:rFonts w:ascii="Sakkal Majalla" w:hAnsi="Sakkal Majalla" w:cs="Sakkal Majalla" w:hint="cs"/>
+          <w:sz w:val="28"/>
+          <w:szCs w:val="28"/>
+          <w:rtl/>
+        </w:rPr>
+        <w:t xml:space="preserve"> قد</w:t>
+      </w:r>
+      <w:r>
+        <w:rPr>
+          <w:rFonts w:ascii="Sakkal Majalla" w:hAnsi="Sakkal Majalla" w:cs="Sakkal Majalla" w:hint="cs"/>
+          <w:sz w:val="28"/>
+          <w:szCs w:val="28"/>
+          <w:rtl/>
+        </w:rPr>
+        <w:t xml:space="preserve"> خُلق وكان له السلطان بأن يبيد الكل ثانية، كان موثقًا على الصليب ومقيدًا كالعبيد؛ لكنه أتم مشيئة الله؛ التي أتى لأجلها. وهو قد اتضع حتى الموت، أسلم لله روحه في طاعة كاملة.</w:t>
       </w:r>
     </w:p>
     <w:p>
       <w:pPr>
+        <w:bidi/>
         <w:jc w:val="both"/>
         <w:rPr>
-          <w:rtl/>
-          <w:lang w:bidi="ar-AE"/>
+          <w:rFonts w:ascii="Sakkal Majalla" w:hAnsi="Sakkal Majalla" w:cs="Sakkal Majalla"/>
+          <w:sz w:val="28"/>
+          <w:szCs w:val="28"/>
+          <w:rtl/>
         </w:rPr>
       </w:pPr>
       <w:r>
         <w:rPr>
-          <w:rFonts w:hint="cs"/>
-          <w:rtl/>
-          <w:lang w:bidi="ar-AE"/>
-        </w:rPr>
-        <w:t>اقرأ عن حياة المسيح في الأناجيل. انظر إلى الظروف التي اجتاز فيها. من المؤكد أنها لم تكن ما يحب الإنسان عادة أن يمر فيه:</w:t>
-      </w:r>
-    </w:p>
-    <w:p>
-      <w:pPr>
-        <w:pStyle w:val="ListParagraph"/>
-        <w:numPr>
-          <w:ilvl w:val="0"/>
-          <w:numId w:val="1"/>
-        </w:numPr>
-        <w:jc w:val="both"/>
-        <w:rPr>
-          <w:lang w:bidi="ar-AE"/>
-        </w:rPr>
-      </w:pPr>
-      <w:r>
-        <w:rPr>
-          <w:rFonts w:hint="cs"/>
-          <w:rtl/>
-          <w:lang w:bidi="ar-AE"/>
-        </w:rPr>
-        <w:t>بهروبه وهو طفل إلى مصر لينقذ حياته (متى 2: 13، 14)؛</w:t>
-      </w:r>
-    </w:p>
-    <w:p>
-      <w:pPr>
-        <w:pStyle w:val="ListParagraph"/>
-        <w:numPr>
-          <w:ilvl w:val="0"/>
-          <w:numId w:val="1"/>
-        </w:numPr>
-        <w:jc w:val="both"/>
-        <w:rPr>
-          <w:lang w:bidi="ar-AE"/>
-        </w:rPr>
-      </w:pPr>
-      <w:r>
-        <w:rPr>
-          <w:rFonts w:hint="cs"/>
-          <w:rtl/>
-          <w:lang w:bidi="ar-AE"/>
-        </w:rPr>
-        <w:t>بعمله كنجار في مدينة الناصرة المحتقرة (مرقس 6: 3؛ يوحنا 1: 46)؛</w:t>
-      </w:r>
-    </w:p>
-    <w:p>
-      <w:pPr>
-        <w:pStyle w:val="ListParagraph"/>
-        <w:numPr>
-          <w:ilvl w:val="0"/>
-          <w:numId w:val="1"/>
-        </w:numPr>
-        <w:jc w:val="both"/>
-        <w:rPr>
-          <w:lang w:bidi="ar-AE"/>
-        </w:rPr>
-      </w:pPr>
-      <w:r>
-        <w:rPr>
-          <w:rFonts w:hint="cs"/>
-          <w:rtl/>
-          <w:lang w:bidi="ar-AE"/>
-        </w:rPr>
-        <w:t>بعدم إيجاده لنفسه مكانًا ليسند رأسه فيه (متى 8: 20)؛</w:t>
-      </w:r>
-    </w:p>
-    <w:p>
-      <w:pPr>
-        <w:pStyle w:val="ListParagraph"/>
-        <w:numPr>
-          <w:ilvl w:val="0"/>
-          <w:numId w:val="1"/>
-        </w:numPr>
-        <w:jc w:val="both"/>
-        <w:rPr>
-          <w:lang w:bidi="ar-AE"/>
-        </w:rPr>
-      </w:pPr>
-      <w:r>
-        <w:rPr>
-          <w:rFonts w:hint="cs"/>
-          <w:rtl/>
-          <w:lang w:bidi="ar-AE"/>
-        </w:rPr>
-        <w:t>بإشهاره من أصدقائه بأنه مختل (مرقس 3: 21)؛</w:t>
-      </w:r>
-    </w:p>
-    <w:p>
-      <w:pPr>
-        <w:pStyle w:val="ListParagraph"/>
-        <w:numPr>
-          <w:ilvl w:val="0"/>
-          <w:numId w:val="1"/>
-        </w:numPr>
-        <w:jc w:val="both"/>
-        <w:rPr>
-          <w:lang w:bidi="ar-AE"/>
-        </w:rPr>
-      </w:pPr>
-      <w:r>
-        <w:rPr>
-          <w:rFonts w:hint="cs"/>
-          <w:rtl/>
-          <w:lang w:bidi="ar-AE"/>
-        </w:rPr>
-        <w:t xml:space="preserve">مُشار إليه من الجمع </w:t>
-      </w:r>
-      <w:r>
-        <w:rPr>
-          <w:rFonts w:hint="cs"/>
-          <w:rtl/>
-          <w:lang w:bidi="ar-AE"/>
-        </w:rPr>
-        <w:t>كمَن فيه شيطان (يوحنا 8: 48).</w:t>
-      </w:r>
-    </w:p>
-    <w:p>
-      <w:pPr>
-        <w:jc w:val="both"/>
-        <w:rPr>
-          <w:rtl/>
-          <w:lang w:bidi="ar-AE"/>
-        </w:rPr>
-      </w:pPr>
-      <w:r>
-        <w:rPr>
-          <w:rFonts w:hint="cs"/>
-          <w:rtl/>
-          <w:lang w:bidi="ar-AE"/>
-        </w:rPr>
-        <w:t>كم من إهانات احتمل! لكنه قبِل جميع هذه الظروف من يد أبيه ووجد فيها فرصة ليُظهر طبيعته.</w:t>
-      </w:r>
-    </w:p>
-    <w:p>
-      <w:pPr>
-        <w:jc w:val="both"/>
-        <w:rPr>
-          <w:rtl/>
-          <w:lang w:bidi="ar-AE"/>
-        </w:rPr>
-      </w:pPr>
-      <w:r>
-        <w:rPr>
-          <w:rFonts w:hint="cs"/>
-          <w:rtl/>
-          <w:lang w:bidi="ar-AE"/>
-        </w:rPr>
-        <w:t>والآن كل ابن لله جُعل شريكًا لذات الطبيعة المقدسة (2. بطرس 1: 4). والمسيح هو حياته. وبالتالي كل الظروف التي نجتاز فيها هي فرص معطاة من الله ليتولاها المسيح ولنحيا حياته من خلالنا. إن هذا تمامًا ما قصده بولس حينما قال: "</w:t>
-      </w:r>
-      <w:r>
-        <w:rPr>
-          <w:rtl/>
-          <w:lang w:bidi="ar-AE"/>
-        </w:rPr>
-        <w:t>لِيَ الْحَيَاةَ هِيَ الْمَسِيحُ وَالْمَوْتُ هُوَ رِبْحٌ.</w:t>
-      </w:r>
-      <w:r>
-        <w:rPr>
-          <w:rFonts w:hint="cs"/>
-          <w:rtl/>
-          <w:lang w:bidi="ar-AE"/>
-        </w:rPr>
-        <w:t>" (فيلبي 1: 21). إن هذا يجب أن يكون موقف المسيحي من جهة ظروف الحياة. وكم يمنحنا هذا نظرة مختلفة لكل شيء!</w:t>
-      </w:r>
-      <w:r>
-        <w:rPr>
-          <w:rFonts w:hint="cs"/>
-          <w:rtl/>
-          <w:lang w:bidi="ar-AE"/>
-        </w:rPr>
-        <w:t xml:space="preserve"> فالأمور لا تعود تُرى بمقاييس الناس بأنها مجهدة وغير مريحة. فهي الآن فرص فريدة من نوعها لتنمو فيها حياتنا الروحية لنكون "</w:t>
-      </w:r>
-      <w:r>
-        <w:rPr>
-          <w:rtl/>
-          <w:lang w:bidi="ar-AE"/>
-        </w:rPr>
-        <w:t xml:space="preserve"> بِلاَ لَوْمٍ، وَبُسَطَاءَ، أَوْلاَدًا ِللهِ بِلاَ عَيْبٍ فِي وَسَطِ جِيل مُعَوَّجٍ وَمُلْتَوٍ، تُضِيئُونَ بَيْنَهُمْ كَأَنْوَارٍ فِي الْعَالَمِ.</w:t>
-      </w:r>
-      <w:r>
-        <w:rPr>
-          <w:rFonts w:hint="cs"/>
-          <w:rtl/>
-          <w:lang w:bidi="ar-AE"/>
-        </w:rPr>
-        <w:t xml:space="preserve">" (فيلبي 2: 15). حتى الضيقات </w:t>
-      </w:r>
-      <w:r>
-        <w:rPr>
-          <w:rFonts w:hint="cs"/>
-          <w:rtl/>
-          <w:lang w:bidi="ar-AE"/>
-        </w:rPr>
-        <w:lastRenderedPageBreak/>
-        <w:t>يُنظَر إليها كفرصة لننتهزها بتقديم الشكر: "</w:t>
-      </w:r>
-      <w:r>
-        <w:rPr>
-          <w:rtl/>
-          <w:lang w:bidi="ar-AE"/>
-        </w:rPr>
-        <w:t xml:space="preserve"> 16افْرَحُوا كُلَّ حِينٍ.  17صَلُّوا بِلاَ انْقِطَاعٍ.  18اشْكُرُوا فِي كُلِّ شَيْءٍ، لأَنَّ هذِهِ هِيَ مَشِيئَةُ اللهِ فِي الْمَسِيحِ يَسُوعَ مِنْ جِهَتِكُمْ.</w:t>
-      </w:r>
-      <w:r>
-        <w:rPr>
-          <w:rFonts w:hint="cs"/>
-          <w:rtl/>
-          <w:lang w:bidi="ar-AE"/>
-        </w:rPr>
-        <w:t xml:space="preserve">" (1. تسالونيكي 5: 16 </w:t>
-      </w:r>
-      <w:r>
-        <w:rPr>
-          <w:rtl/>
-          <w:lang w:bidi="ar-AE"/>
-        </w:rPr>
-        <w:t>–</w:t>
-      </w:r>
-      <w:r>
-        <w:rPr>
-          <w:rFonts w:hint="cs"/>
-          <w:rtl/>
-          <w:lang w:bidi="ar-AE"/>
-        </w:rPr>
-        <w:t xml:space="preserve"> 18).</w:t>
-      </w:r>
-    </w:p>
-    <w:p>
-      <w:pPr>
-        <w:jc w:val="both"/>
-        <w:rPr>
-          <w:rtl/>
-          <w:lang w:bidi="ar-AE"/>
-        </w:rPr>
-      </w:pPr>
-      <w:r>
-        <w:rPr>
-          <w:rFonts w:hint="cs"/>
-          <w:rtl/>
-          <w:lang w:bidi="ar-AE"/>
-        </w:rPr>
-        <w:t>إن الموقف المسيحي الإيجابي يُدخل رضى حقيقي نقي في ابن الله. كل الأمور ستُرى بأنها آتية من يدي أبٍ محب حنون وهي فرص لنتعلم فيها دروسًا قيمة في ضبط النفس، الصبر، الإيمان والطاعة، بينما نكتسب بركة غنية. ليست الظروف من حولنا التي تجعلنا سعداء أو تعساء، وإنما موقفنا الباطني من نحوها ومن نحو الله. إن مؤلف الترنيمة بيل جايتر عبّر عن ذلك كالتالي:</w:t>
-      </w:r>
-    </w:p>
-    <w:p>
-      <w:pPr>
-        <w:spacing w:after="0"/>
-        <w:jc w:val="both"/>
-        <w:rPr>
-          <w:rtl/>
-          <w:lang w:bidi="ar-AE"/>
-        </w:rPr>
-      </w:pPr>
-      <w:r>
-        <w:rPr>
-          <w:rFonts w:hint="cs"/>
-          <w:rtl/>
-          <w:lang w:bidi="ar-AE"/>
-        </w:rPr>
-        <w:t>وجدت سعادة، وجدت سلام النفس</w:t>
-      </w:r>
-      <w:r>
-        <w:rPr>
-          <w:rFonts w:hint="cs"/>
-          <w:rtl/>
-          <w:lang w:bidi="ar-AE"/>
-        </w:rPr>
-        <w:t>،</w:t>
-      </w:r>
-    </w:p>
-    <w:p>
-      <w:pPr>
-        <w:spacing w:after="0"/>
-        <w:jc w:val="both"/>
-        <w:rPr>
-          <w:rtl/>
-          <w:lang w:bidi="ar-AE"/>
-        </w:rPr>
-      </w:pPr>
-      <w:r>
-        <w:rPr>
-          <w:rFonts w:hint="cs"/>
-          <w:rtl/>
-          <w:lang w:bidi="ar-AE"/>
-        </w:rPr>
-        <w:t>وجدت فرح الحياة، تكتنفه محبة كاملة،</w:t>
-      </w:r>
-    </w:p>
-    <w:p>
-      <w:pPr>
-        <w:spacing w:after="0"/>
-        <w:jc w:val="both"/>
-        <w:rPr>
-          <w:rtl/>
-          <w:lang w:bidi="ar-AE"/>
-        </w:rPr>
-      </w:pPr>
-      <w:r>
-        <w:rPr>
-          <w:rFonts w:hint="cs"/>
-          <w:rtl/>
-          <w:lang w:bidi="ar-AE"/>
-        </w:rPr>
-        <w:t>وجدت الرضى الحقيقي، حياة سعيدة متناغمة؛</w:t>
-      </w:r>
-    </w:p>
-    <w:p>
-      <w:pPr>
-        <w:spacing w:after="0"/>
-        <w:jc w:val="both"/>
-        <w:rPr>
-          <w:rtl/>
-          <w:lang w:bidi="ar-AE"/>
-        </w:rPr>
-      </w:pPr>
-      <w:r>
-        <w:rPr>
-          <w:rFonts w:hint="cs"/>
-          <w:rtl/>
-          <w:lang w:bidi="ar-AE"/>
-        </w:rPr>
-        <w:t>وجدت سعادة لكل زمان،</w:t>
-      </w:r>
-    </w:p>
-    <w:p>
-      <w:pPr>
-        <w:spacing w:after="0"/>
-        <w:jc w:val="both"/>
-        <w:rPr>
-          <w:rtl/>
-          <w:lang w:bidi="ar-AE"/>
-        </w:rPr>
-      </w:pPr>
-      <w:r>
-        <w:rPr>
-          <w:rFonts w:hint="cs"/>
-          <w:rtl/>
-          <w:lang w:bidi="ar-AE"/>
-        </w:rPr>
-        <w:t>سلام عجيب للنفس،</w:t>
-      </w:r>
-    </w:p>
-    <w:p>
-      <w:pPr>
-        <w:jc w:val="both"/>
-        <w:rPr>
-          <w:rtl/>
-          <w:lang w:bidi="ar-AE"/>
-        </w:rPr>
-      </w:pPr>
-      <w:r>
-        <w:rPr>
-          <w:rFonts w:hint="cs"/>
-          <w:rtl/>
-          <w:lang w:bidi="ar-AE"/>
-        </w:rPr>
-        <w:t>حينما وجدت الرب.</w:t>
-      </w:r>
-    </w:p>
-    <w:p>
-      <w:pPr>
-        <w:jc w:val="center"/>
-        <w:rPr>
-          <w:rFonts w:hint="cs"/>
-          <w:lang w:bidi="ar-AE"/>
-        </w:rPr>
-      </w:pPr>
-      <w:r>
-        <w:rPr>
-          <w:rFonts w:hint="cs"/>
-          <w:rtl/>
-          <w:lang w:bidi="ar-AE"/>
-        </w:rPr>
-        <w:t>-تم-</w:t>
-      </w:r>
-      <w:bookmarkStart w:id="0" w:name="_GoBack"/>
-      <w:bookmarkEnd w:id="0"/>
+          <w:rFonts w:ascii="Sakkal Majalla" w:hAnsi="Sakkal Majalla" w:cs="Sakkal Majalla" w:hint="cs"/>
+          <w:sz w:val="28"/>
+          <w:szCs w:val="28"/>
+          <w:rtl/>
+        </w:rPr>
+        <w:t>هل بان مجد الله يومًا في مثل هذا النور كما في تلك اللحظة؟ نعم، على الصليب ينعكس مجد أدبي يظلّل على كل مجد آخر. إنه الصليب، الذي أسلم عليه المسيح نفسه والكل لله، ليكرس كل شيء لمجده.</w:t>
+      </w:r>
     </w:p>
     <w:sectPr>
       <w:pgSz w:w="11906" w:h="16838"/>
-      <w:pgMar w:top="1440" w:right="1800" w:bottom="1440" w:left="1800" w:header="708" w:footer="708" w:gutter="0"/>
+      <w:pgMar w:top="1440" w:right="1440" w:bottom="1440" w:left="1440" w:header="708" w:footer="708" w:gutter="0"/>
       <w:cols w:space="708"/>
-      <w:bidi/>
-      <w:rtlGutter/>
       <w:docGrid w:linePitch="360"/>
     </w:sectPr>
   </w:body>
 </w:document>
 </file>
 
-<file path=word/numbering.xml><?xml version="1.0" encoding="utf-8"?>
-<w:numbering xmlns:wpc="http://schemas.microsoft.com/office/word/2010/wordprocessingCanvas" xmlns:cx="http://schemas.microsoft.com/office/drawing/2014/chartex" xmlns:cx1="http://schemas.microsoft.com/office/drawing/2015/9/8/chartex" xmlns:cx2="http://schemas.microsoft.com/office/drawing/2015/10/21/chartex" xmlns:cx3="http://schemas.microsoft.com/office/drawing/2016/5/9/chartex" xmlns:cx4="http://schemas.microsoft.com/office/drawing/2016/5/10/chartex" xmlns:cx5="http://schemas.microsoft.com/office/drawing/2016/5/11/chartex" xmlns:cx6="http://schemas.microsoft.com/office/drawing/2016/5/12/chartex" xmlns:cx7="http://schemas.microsoft.com/office/drawing/2016/5/13/chartex" xmlns:cx8="http://schemas.microsoft.com/office/drawing/2016/5/14/chartex" xmlns:mc="http://schemas.openxmlformats.org/markup-compatibility/2006" xmlns:aink="http://schemas.microsoft.com/office/drawing/2016/ink" xmlns:am3d="http://schemas.microsoft.com/office/drawing/2017/model3d" xmlns:o="urn:schemas-microsoft-com:office:office" xmlns:r="http://schemas.openxmlformats.org/officeDocument/2006/relationships" xmlns:m="http://schemas.openxmlformats.org/officeDocument/2006/math" xmlns:v="urn:schemas-microsoft-com:vml" xmlns:wp14="http://schemas.microsoft.com/office/word/2010/wordprocessingDrawing" xmlns:wp="http://schemas.openxmlformats.org/drawingml/2006/wordprocessingDrawing" xmlns:w10="urn:schemas-microsoft-com:office:word" xmlns:w="http://schemas.openxmlformats.org/wordprocessingml/2006/main" xmlns:w14="http://schemas.microsoft.com/office/word/2010/wordml" xmlns:w15="http://schemas.microsoft.com/office/word/2012/wordml" xmlns:w16cid="http://schemas.microsoft.com/office/word/2016/wordml/cid" xmlns:w16se="http://schemas.microsoft.com/office/word/2015/wordml/symex" xmlns:wpg="http://schemas.microsoft.com/office/word/2010/wordprocessingGroup" xmlns:wpi="http://schemas.microsoft.com/office/word/2010/wordprocessingInk" xmlns:wne="http://schemas.microsoft.com/office/word/2006/wordml" xmlns:wps="http://schemas.microsoft.com/office/word/2010/wordprocessingShape" mc:Ignorable="w14 w15 w16se w16cid wp14">
-  <w:abstractNum w:abstractNumId="0" w15:restartNumberingAfterBreak="0">
-    <w:nsid w:val="022F071D"/>
-    <w:multiLevelType w:val="hybridMultilevel"/>
-    <w:tmpl w:val="21E229B8"/>
-    <w:lvl w:ilvl="0" w:tplc="F006D9B8">
-      <w:numFmt w:val="bullet"/>
-      <w:lvlText w:val=""/>
-      <w:lvlJc w:val="left"/>
-      <w:pPr>
-        <w:ind w:left="720" w:hanging="360"/>
-      </w:pPr>
-      <w:rPr>
-        <w:rFonts w:ascii="Symbol" w:eastAsiaTheme="minorHAnsi" w:hAnsi="Symbol" w:cs="Sakkal Majalla" w:hint="default"/>
-      </w:rPr>
-    </w:lvl>
-    <w:lvl w:ilvl="1" w:tplc="04090003" w:tentative="1">
-      <w:start w:val="1"/>
-      <w:numFmt w:val="bullet"/>
-      <w:lvlText w:val="o"/>
-      <w:lvlJc w:val="left"/>
-      <w:pPr>
-        <w:ind w:left="1440" w:hanging="360"/>
-      </w:pPr>
-      <w:rPr>
-        <w:rFonts w:ascii="Courier New" w:hAnsi="Courier New" w:cs="Courier New" w:hint="default"/>
-      </w:rPr>
-    </w:lvl>
-    <w:lvl w:ilvl="2" w:tplc="04090005" w:tentative="1">
-      <w:start w:val="1"/>
-      <w:numFmt w:val="bullet"/>
-      <w:lvlText w:val=""/>
-      <w:lvlJc w:val="left"/>
-      <w:pPr>
-        <w:ind w:left="2160" w:hanging="360"/>
-      </w:pPr>
-      <w:rPr>
-        <w:rFonts w:ascii="Wingdings" w:hAnsi="Wingdings" w:hint="default"/>
-      </w:rPr>
-    </w:lvl>
-    <w:lvl w:ilvl="3" w:tplc="04090001" w:tentative="1">
-      <w:start w:val="1"/>
-      <w:numFmt w:val="bullet"/>
-      <w:lvlText w:val=""/>
-      <w:lvlJc w:val="left"/>
-      <w:pPr>
-        <w:ind w:left="2880" w:hanging="360"/>
-      </w:pPr>
-      <w:rPr>
-        <w:rFonts w:ascii="Symbol" w:hAnsi="Symbol" w:hint="default"/>
-      </w:rPr>
-    </w:lvl>
-    <w:lvl w:ilvl="4" w:tplc="04090003" w:tentative="1">
-      <w:start w:val="1"/>
-      <w:numFmt w:val="bullet"/>
-      <w:lvlText w:val="o"/>
-      <w:lvlJc w:val="left"/>
-      <w:pPr>
-        <w:ind w:left="3600" w:hanging="360"/>
-      </w:pPr>
-      <w:rPr>
-        <w:rFonts w:ascii="Courier New" w:hAnsi="Courier New" w:cs="Courier New" w:hint="default"/>
-      </w:rPr>
-    </w:lvl>
-    <w:lvl w:ilvl="5" w:tplc="04090005" w:tentative="1">
-      <w:start w:val="1"/>
-      <w:numFmt w:val="bullet"/>
-      <w:lvlText w:val=""/>
-      <w:lvlJc w:val="left"/>
-      <w:pPr>
-        <w:ind w:left="4320" w:hanging="360"/>
-      </w:pPr>
-      <w:rPr>
-        <w:rFonts w:ascii="Wingdings" w:hAnsi="Wingdings" w:hint="default"/>
-      </w:rPr>
-    </w:lvl>
-    <w:lvl w:ilvl="6" w:tplc="04090001" w:tentative="1">
-      <w:start w:val="1"/>
-      <w:numFmt w:val="bullet"/>
-      <w:lvlText w:val=""/>
-      <w:lvlJc w:val="left"/>
-      <w:pPr>
-        <w:ind w:left="5040" w:hanging="360"/>
-      </w:pPr>
-      <w:rPr>
-        <w:rFonts w:ascii="Symbol" w:hAnsi="Symbol" w:hint="default"/>
-      </w:rPr>
-    </w:lvl>
-    <w:lvl w:ilvl="7" w:tplc="04090003" w:tentative="1">
-      <w:start w:val="1"/>
-      <w:numFmt w:val="bullet"/>
-      <w:lvlText w:val="o"/>
-      <w:lvlJc w:val="left"/>
-      <w:pPr>
-        <w:ind w:left="5760" w:hanging="360"/>
-      </w:pPr>
-      <w:rPr>
-        <w:rFonts w:ascii="Courier New" w:hAnsi="Courier New" w:cs="Courier New" w:hint="default"/>
-      </w:rPr>
-    </w:lvl>
-    <w:lvl w:ilvl="8" w:tplc="04090005" w:tentative="1">
-      <w:start w:val="1"/>
-      <w:numFmt w:val="bullet"/>
-      <w:lvlText w:val=""/>
-      <w:lvlJc w:val="left"/>
-      <w:pPr>
-        <w:ind w:left="6480" w:hanging="360"/>
-      </w:pPr>
-      <w:rPr>
-        <w:rFonts w:ascii="Wingdings" w:hAnsi="Wingdings" w:hint="default"/>
-      </w:rPr>
-    </w:lvl>
-  </w:abstractNum>
-  <w:num w:numId="1">
-    <w:abstractNumId w:val="0"/>
-  </w:num>
-</w:numbering>
-</file>
-
 <file path=word/styles.xml><?xml version="1.0" encoding="utf-8"?>
-<w:styles xmlns:mc="http://schemas.openxmlformats.org/markup-compatibility/2006" xmlns:r="http://schemas.openxmlformats.org/officeDocument/2006/relationships" xmlns:w="http://schemas.openxmlformats.org/wordprocessingml/2006/main" xmlns:w14="http://schemas.microsoft.com/office/word/2010/wordml" xmlns:w15="http://schemas.microsoft.com/office/word/2012/wordml" xmlns:w16cid="http://schemas.microsoft.com/office/word/2016/wordml/cid" xmlns:w16se="http://schemas.microsoft.com/office/word/2015/wordml/symex" mc:Ignorable="w14 w15 w16se w16cid">
+<w:styles xmlns:mc="http://schemas.openxmlformats.org/markup-compatibility/2006" xmlns:r="http://schemas.openxmlformats.org/officeDocument/2006/relationships" xmlns:w="http://schemas.openxmlformats.org/wordprocessingml/2006/main" xmlns:w14="http://schemas.microsoft.com/office/word/2010/wordml" xmlns:w15="http://schemas.microsoft.com/office/word/2012/wordml" xmlns:w16cex="http://schemas.microsoft.com/office/word/2018/wordml/cex" xmlns:w16cid="http://schemas.microsoft.com/office/word/2016/wordml/cid" xmlns:w16="http://schemas.microsoft.com/office/word/2018/wordml" xmlns:w16se="http://schemas.microsoft.com/office/word/2015/wordml/symex" mc:Ignorable="w14 w15 w16se w16cid w16 w16cex">
   <w:docDefaults>
     <w:rPrDefault>
       <w:rPr>
-        <w:rFonts w:ascii="Sakkal Majalla" w:eastAsiaTheme="minorHAnsi" w:hAnsi="Sakkal Majalla" w:cs="Sakkal Majalla"/>
-        <w:sz w:val="28"/>
-        <w:szCs w:val="28"/>
-        <w:lang w:val="en-US" w:eastAsia="en-US" w:bidi="ar-SA"/>
+        <w:rFonts w:asciiTheme="minorHAnsi" w:eastAsiaTheme="minorHAnsi" w:hAnsiTheme="minorHAnsi" w:cstheme="minorBidi"/>
+        <w:sz w:val="22"/>
+        <w:szCs w:val="22"/>
+        <w:lang w:val="en-IL" w:eastAsia="en-US" w:bidi="ar-SA"/>
       </w:rPr>
     </w:rPrDefault>
     <w:pPrDefault>
@@ -1099,9 +678,9 @@
   <w:style w:type="paragraph" w:default="1" w:styleId="Normal">
     <w:name w:val="Normal"/>
     <w:qFormat/>
-    <w:pPr>
-      <w:bidi/>
-    </w:pPr>
+    <w:rPr>
+      <w:lang w:bidi="ar-EG"/>
+    </w:rPr>
   </w:style>
   <w:style w:type="character" w:default="1" w:styleId="DefaultParagraphFont">
     <w:name w:val="Default Paragraph Font"/>
@@ -1130,23 +709,12 @@
     <w:semiHidden/>
     <w:unhideWhenUsed/>
   </w:style>
-  <w:style w:type="paragraph" w:styleId="ListParagraph">
-    <w:name w:val="List Paragraph"/>
-    <w:basedOn w:val="Normal"/>
-    <w:uiPriority w:val="34"/>
-    <w:qFormat/>
-    <w:rsid w:val="00310EF1"/>
-    <w:pPr>
-      <w:ind w:left="720"/>
-      <w:contextualSpacing/>
-    </w:pPr>
-  </w:style>
   <w:style w:type="character" w:styleId="Hyperlink">
     <w:name w:val="Hyperlink"/>
     <w:basedOn w:val="DefaultParagraphFont"/>
     <w:uiPriority w:val="99"/>
     <w:unhideWhenUsed/>
-    <w:rsid w:val="007943C7"/>
+    <w:rsid w:val="00900B43"/>
     <w:rPr>
       <w:color w:val="0563C1" w:themeColor="hyperlink"/>
       <w:u w:val="single"/>
@@ -1158,7 +726,7 @@
     <w:uiPriority w:val="99"/>
     <w:semiHidden/>
     <w:unhideWhenUsed/>
-    <w:rsid w:val="007943C7"/>
+    <w:rsid w:val="00900B43"/>
     <w:rPr>
       <w:color w:val="605E5C"/>
       <w:shd w:val="clear" w:color="auto" w:fill="E1DFDD"/>
@@ -1168,7 +736,7 @@
 </file>
 
 <file path=word/theme/theme1.xml><?xml version="1.0" encoding="utf-8"?>
-<a:theme xmlns:a="http://schemas.openxmlformats.org/drawingml/2006/main" name="Office Theme">
+<a:theme xmlns:a="http://schemas.openxmlformats.org/drawingml/2006/main" name="ערכת נושא Office">
   <a:themeElements>
     <a:clrScheme name="Office">
       <a:dk1>

--- a/docs/downloads/منوعات/تم/doc_0709.docx
+++ b/docs/downloads/منوعات/تم/doc_0709.docx
@@ -1,15 +1,10 @@
 
 <file path=word/document.xml><?xml version="1.0" encoding="utf-8"?>
-<w:document xmlns:wpc="http://schemas.microsoft.com/office/word/2010/wordprocessingCanvas" xmlns:cx="http://schemas.microsoft.com/office/drawing/2014/chartex" xmlns:cx1="http://schemas.microsoft.com/office/drawing/2015/9/8/chartex" xmlns:cx2="http://schemas.microsoft.com/office/drawing/2015/10/21/chartex" xmlns:cx3="http://schemas.microsoft.com/office/drawing/2016/5/9/chartex" xmlns:cx4="http://schemas.microsoft.com/office/drawing/2016/5/10/chartex" xmlns:cx5="http://schemas.microsoft.com/office/drawing/2016/5/11/chartex" xmlns:cx6="http://schemas.microsoft.com/office/drawing/2016/5/12/chartex" xmlns:cx7="http://schemas.microsoft.com/office/drawing/2016/5/13/chartex" xmlns:cx8="http://schemas.microsoft.com/office/drawing/2016/5/14/chartex" xmlns:mc="http://schemas.openxmlformats.org/markup-compatibility/2006" xmlns:aink="http://schemas.microsoft.com/office/drawing/2016/ink" xmlns:am3d="http://schemas.microsoft.com/office/drawing/2017/model3d" xmlns:o="urn:schemas-microsoft-com:office:office" xmlns:r="http://schemas.openxmlformats.org/officeDocument/2006/relationships" xmlns:m="http://schemas.openxmlformats.org/officeDocument/2006/math" xmlns:v="urn:schemas-microsoft-com:vml" xmlns:wp14="http://schemas.microsoft.com/office/word/2010/wordprocessingDrawing" xmlns:wp="http://schemas.openxmlformats.org/drawingml/2006/wordprocessingDrawing" xmlns:w10="urn:schemas-microsoft-com:office:word" xmlns:w="http://schemas.openxmlformats.org/wordprocessingml/2006/main" xmlns:w14="http://schemas.microsoft.com/office/word/2010/wordml" xmlns:w15="http://schemas.microsoft.com/office/word/2012/wordml" xmlns:w16cex="http://schemas.microsoft.com/office/word/2018/wordml/cex" xmlns:w16cid="http://schemas.microsoft.com/office/word/2016/wordml/cid" xmlns:w16="http://schemas.microsoft.com/office/word/2018/wordml" xmlns:w16se="http://schemas.microsoft.com/office/word/2015/wordml/symex" xmlns:wpg="http://schemas.microsoft.com/office/word/2010/wordprocessingGroup" xmlns:wpi="http://schemas.microsoft.com/office/word/2010/wordprocessingInk" xmlns:wne="http://schemas.microsoft.com/office/word/2006/wordml" xmlns:wps="http://schemas.microsoft.com/office/word/2010/wordprocessingShape" mc:Ignorable="w14 w15 w16se w16cid w16 w16cex wp14">
+<w:document xmlns:wpc="http://schemas.microsoft.com/office/word/2010/wordprocessingCanvas" xmlns:cx="http://schemas.microsoft.com/office/drawing/2014/chartex" xmlns:cx1="http://schemas.microsoft.com/office/drawing/2015/9/8/chartex" xmlns:cx2="http://schemas.microsoft.com/office/drawing/2015/10/21/chartex" xmlns:cx3="http://schemas.microsoft.com/office/drawing/2016/5/9/chartex" xmlns:cx4="http://schemas.microsoft.com/office/drawing/2016/5/10/chartex" xmlns:cx5="http://schemas.microsoft.com/office/drawing/2016/5/11/chartex" xmlns:cx6="http://schemas.microsoft.com/office/drawing/2016/5/12/chartex" xmlns:cx7="http://schemas.microsoft.com/office/drawing/2016/5/13/chartex" xmlns:cx8="http://schemas.microsoft.com/office/drawing/2016/5/14/chartex" xmlns:mc="http://schemas.openxmlformats.org/markup-compatibility/2006" xmlns:aink="http://schemas.microsoft.com/office/drawing/2016/ink" xmlns:am3d="http://schemas.microsoft.com/office/drawing/2017/model3d" xmlns:o="urn:schemas-microsoft-com:office:office" xmlns:oel="http://schemas.microsoft.com/office/2019/extlst" xmlns:r="http://schemas.openxmlformats.org/officeDocument/2006/relationships" xmlns:m="http://schemas.openxmlformats.org/officeDocument/2006/math" xmlns:v="urn:schemas-microsoft-com:vml" xmlns:wp14="http://schemas.microsoft.com/office/word/2010/wordprocessingDrawing" xmlns:wp="http://schemas.openxmlformats.org/drawingml/2006/wordprocessingDrawing" xmlns:w10="urn:schemas-microsoft-com:office:word" xmlns:w="http://schemas.openxmlformats.org/wordprocessingml/2006/main" xmlns:w14="http://schemas.microsoft.com/office/word/2010/wordml" xmlns:w15="http://schemas.microsoft.com/office/word/2012/wordml" xmlns:w16cex="http://schemas.microsoft.com/office/word/2018/wordml/cex" xmlns:w16cid="http://schemas.microsoft.com/office/word/2016/wordml/cid" xmlns:w16="http://schemas.microsoft.com/office/word/2018/wordml" xmlns:w16sdtdh="http://schemas.microsoft.com/office/word/2020/wordml/sdtdatahash" xmlns:w16se="http://schemas.microsoft.com/office/word/2015/wordml/symex" xmlns:wpg="http://schemas.microsoft.com/office/word/2010/wordprocessingGroup" xmlns:wpi="http://schemas.microsoft.com/office/word/2010/wordprocessingInk" xmlns:wne="http://schemas.microsoft.com/office/word/2006/wordml" xmlns:wps="http://schemas.microsoft.com/office/word/2010/wordprocessingShape" mc:Ignorable="w14 w15 w16se w16cid w16 w16cex w16sdtdh wp14">
   <w:body>
     <w:p>
       <w:pPr>
-        <w:bidi/>
-        <w:jc w:val="both"/>
-        <w:rPr>
-          <w:rFonts w:ascii="Sakkal Majalla" w:hAnsi="Sakkal Majalla" w:cs="Sakkal Majalla"/>
-          <w:sz w:val="28"/>
-          <w:szCs w:val="28"/>
+        <w:rPr>
           <w:rtl/>
         </w:rPr>
       </w:pPr>
@@ -17,263 +12,322 @@
         <w:r>
           <w:rPr>
             <w:rStyle w:val="Hyperlink"/>
-            <w:rFonts w:ascii="Sakkal Majalla" w:hAnsi="Sakkal Majalla" w:cs="Sakkal Majalla" w:hint="cs"/>
-            <w:sz w:val="28"/>
-            <w:szCs w:val="28"/>
+            <w:rFonts w:hint="cs"/>
             <w:rtl/>
           </w:rPr>
-          <w:t xml:space="preserve">الصليب يُعلن عن </w:t>
-        </w:r>
-        <w:r>
-          <w:rPr>
-            <w:rStyle w:val="Hyperlink"/>
-            <w:rFonts w:ascii="Sakkal Majalla" w:hAnsi="Sakkal Majalla" w:cs="Sakkal Majalla" w:hint="cs"/>
-            <w:sz w:val="28"/>
-            <w:szCs w:val="28"/>
-            <w:rtl/>
-          </w:rPr>
-          <w:t>م</w:t>
-        </w:r>
-        <w:r>
-          <w:rPr>
-            <w:rStyle w:val="Hyperlink"/>
-            <w:rFonts w:ascii="Sakkal Majalla" w:hAnsi="Sakkal Majalla" w:cs="Sakkal Majalla" w:hint="cs"/>
-            <w:sz w:val="28"/>
-            <w:szCs w:val="28"/>
-            <w:rtl/>
-          </w:rPr>
-          <w:t>جد الله</w:t>
+          <w:t>الصلاة – متى نصلي؟</w:t>
         </w:r>
       </w:hyperlink>
     </w:p>
     <w:p>
       <w:pPr>
-        <w:bidi/>
-        <w:jc w:val="both"/>
-        <w:rPr>
-          <w:rFonts w:ascii="Sakkal Majalla" w:hAnsi="Sakkal Majalla" w:cs="Sakkal Majalla"/>
-          <w:sz w:val="28"/>
-          <w:szCs w:val="28"/>
+        <w:rPr>
           <w:rtl/>
         </w:rPr>
       </w:pPr>
       <w:r>
         <w:rPr>
-          <w:rFonts w:ascii="Sakkal Majalla" w:hAnsi="Sakkal Majalla" w:cs="Sakkal Majalla" w:hint="cs"/>
-          <w:sz w:val="28"/>
-          <w:szCs w:val="28"/>
-          <w:rtl/>
-        </w:rPr>
-        <w:t>يوحنا 13: 31</w:t>
+          <w:rFonts w:hint="cs"/>
+          <w:rtl/>
+        </w:rPr>
+        <w:t>أفسس 6: 18</w:t>
       </w:r>
     </w:p>
     <w:p>
       <w:pPr>
-        <w:bidi/>
-        <w:jc w:val="both"/>
-        <w:rPr>
-          <w:rFonts w:ascii="Sakkal Majalla" w:hAnsi="Sakkal Majalla" w:cs="Sakkal Majalla"/>
-          <w:sz w:val="28"/>
-          <w:szCs w:val="28"/>
+        <w:bidi w:val="0"/>
+        <w:rPr>
           <w:rtl/>
         </w:rPr>
       </w:pPr>
       <w:r>
-        <w:rPr>
-          <w:rFonts w:ascii="Sakkal Majalla" w:hAnsi="Sakkal Majalla" w:cs="Sakkal Majalla"/>
-          <w:sz w:val="28"/>
-          <w:szCs w:val="28"/>
-        </w:rPr>
-        <w:t>G.V. Wigram</w:t>
+        <w:t>William Gurnall</w:t>
       </w:r>
     </w:p>
     <w:p>
       <w:pPr>
-        <w:bidi/>
-        <w:jc w:val="both"/>
-        <w:rPr>
-          <w:rFonts w:ascii="Sakkal Majalla" w:hAnsi="Sakkal Majalla" w:cs="Sakkal Majalla"/>
-          <w:sz w:val="28"/>
-          <w:szCs w:val="28"/>
+        <w:rPr>
           <w:rtl/>
         </w:rPr>
       </w:pPr>
       <w:r>
         <w:rPr>
-          <w:rFonts w:ascii="Sakkal Majalla" w:hAnsi="Sakkal Majalla" w:cs="Sakkal Majalla" w:hint="cs"/>
-          <w:sz w:val="28"/>
-          <w:szCs w:val="28"/>
-          <w:rtl/>
-        </w:rPr>
-        <w:t>الله أظهر مجده وحكمته ليس فقط في نتائج الصليب، وإنما في الصليب ذاته. خليقة السماء الجديدة والأرض الجديدة ليس باستطاعتها أن تهب هذا التعبير لمجده وحكمته كما فعل الصليب ذلك.</w:t>
+          <w:rFonts w:hint="cs"/>
+          <w:rtl/>
+        </w:rPr>
+        <w:t xml:space="preserve">الصلاة في وقت الضيق. حتى وإن كانت الصلاة ليست نعمة عابرة للحفاظ على الحياة إلا أنه سيكون لها تأثير قوي بأن تحفظ القلب حيًا عند </w:t>
+      </w:r>
+      <w:r>
+        <w:rPr>
+          <w:rFonts w:hint="cs"/>
+          <w:rtl/>
+        </w:rPr>
+        <w:t>انتهائه</w:t>
+      </w:r>
+      <w:r>
+        <w:rPr>
+          <w:rFonts w:hint="cs"/>
+          <w:rtl/>
+        </w:rPr>
+        <w:t xml:space="preserve">. عندما يُدفَن ما يمتلكه الإنسان وثقته معًا في ذات القبر فهو أمر مؤسف حقًا. لا أحد يحتمل خسارة فرح بصبر مثل مَن تدرب جيدًا في الصلاة </w:t>
+      </w:r>
+      <w:r>
+        <w:rPr>
+          <w:rFonts w:hint="cs"/>
+          <w:rtl/>
+        </w:rPr>
+        <w:t>في حال وجوده</w:t>
+      </w:r>
+      <w:r>
+        <w:rPr>
+          <w:rFonts w:hint="cs"/>
+          <w:rtl/>
+        </w:rPr>
+        <w:t xml:space="preserve">. </w:t>
+      </w:r>
+      <w:r>
+        <w:rPr>
+          <w:rFonts w:hint="cs"/>
+          <w:rtl/>
+        </w:rPr>
+        <w:t>كلما أكثر د</w:t>
+      </w:r>
+      <w:r>
+        <w:rPr>
+          <w:rFonts w:hint="cs"/>
+          <w:rtl/>
+        </w:rPr>
+        <w:t>ا</w:t>
+      </w:r>
+      <w:r>
+        <w:rPr>
+          <w:rFonts w:hint="cs"/>
+          <w:rtl/>
+        </w:rPr>
+        <w:t>ود صلاته من أجل طفله وهو على قيد الحياة كلما كانت دموعه أقل من التي ذرفها حينما مات.</w:t>
       </w:r>
     </w:p>
     <w:p>
       <w:pPr>
-        <w:bidi/>
-        <w:jc w:val="both"/>
-        <w:rPr>
-          <w:rFonts w:ascii="Sakkal Majalla" w:hAnsi="Sakkal Majalla" w:cs="Sakkal Majalla"/>
-          <w:sz w:val="28"/>
-          <w:szCs w:val="28"/>
+        <w:rPr>
           <w:rtl/>
         </w:rPr>
       </w:pPr>
       <w:r>
         <w:rPr>
-          <w:rFonts w:ascii="Sakkal Majalla" w:hAnsi="Sakkal Majalla" w:cs="Sakkal Majalla" w:hint="cs"/>
-          <w:sz w:val="28"/>
-          <w:szCs w:val="28"/>
-          <w:rtl/>
-        </w:rPr>
-        <w:t xml:space="preserve">مَن ذاك الذي نراه معلقًا ملازمًا الصليب؟ إنه ذاك القدير الذي فيه يحل ملء اللاهوت. نحن نراه </w:t>
-      </w:r>
-      <w:r>
-        <w:rPr>
-          <w:rFonts w:ascii="Sakkal Majalla" w:hAnsi="Sakkal Majalla" w:cs="Sakkal Majalla"/>
-          <w:sz w:val="28"/>
-          <w:szCs w:val="28"/>
-          <w:rtl/>
-        </w:rPr>
-        <w:t>–</w:t>
-      </w:r>
-      <w:r>
-        <w:rPr>
-          <w:rFonts w:ascii="Sakkal Majalla" w:hAnsi="Sakkal Majalla" w:cs="Sakkal Majalla" w:hint="cs"/>
-          <w:sz w:val="28"/>
-          <w:szCs w:val="28"/>
-          <w:rtl/>
-        </w:rPr>
-        <w:t xml:space="preserve"> الله الظاهر في الجسد </w:t>
-      </w:r>
-      <w:r>
-        <w:rPr>
-          <w:rFonts w:ascii="Sakkal Majalla" w:hAnsi="Sakkal Majalla" w:cs="Sakkal Majalla"/>
-          <w:sz w:val="28"/>
-          <w:szCs w:val="28"/>
-          <w:rtl/>
-        </w:rPr>
-        <w:t>–</w:t>
-      </w:r>
-      <w:r>
-        <w:rPr>
-          <w:rFonts w:ascii="Sakkal Majalla" w:hAnsi="Sakkal Majalla" w:cs="Sakkal Majalla" w:hint="cs"/>
-          <w:sz w:val="28"/>
-          <w:szCs w:val="28"/>
-          <w:rtl/>
-        </w:rPr>
-        <w:t xml:space="preserve"> على الصليب بين مجرمَين. هل استطاعت المسامير أن تثبته؟ محالة. الإنسان سمّره على الصليب؛ لكنها كانت أيضًا مشيئة الله في أنه كان هناك.</w:t>
+          <w:rFonts w:hint="cs"/>
+          <w:rtl/>
+        </w:rPr>
+        <w:t xml:space="preserve">الصلاة في السلامة. الصلاة ليست رداء شتوي. صحيح أنه لا بد من ارتدائه في الشتاء، لكن لا يجوز خلعه في صيف السلامة. إن رأيت أحدًا يصلي، يجب أن تنتظر إلى أن تُبرق وتُرعد وتأتي العاصفة. </w:t>
+      </w:r>
+      <w:r>
+        <w:rPr>
+          <w:rFonts w:hint="cs"/>
+          <w:rtl/>
+        </w:rPr>
+        <w:t>صلّي في السلامة، حتما يكون لك تقدّم إن صلّيت في الصعوبات. اعترف بالله الآن لكيما يعترف بك عن</w:t>
+      </w:r>
+      <w:r>
+        <w:rPr>
+          <w:rFonts w:hint="cs"/>
+          <w:rtl/>
+        </w:rPr>
+        <w:t>د</w:t>
+      </w:r>
+      <w:r>
+        <w:rPr>
+          <w:rFonts w:hint="cs"/>
+          <w:rtl/>
+        </w:rPr>
+        <w:t>ذاك</w:t>
+      </w:r>
+      <w:r>
+        <w:rPr>
+          <w:rFonts w:hint="cs"/>
+          <w:rtl/>
+        </w:rPr>
+        <w:t>. هل سيكون الصديق مرحب به الذي يحدد زيارته لنا فقط إن أراد بأن يستعير شي</w:t>
+      </w:r>
+      <w:r>
+        <w:rPr>
+          <w:rFonts w:hint="cs"/>
+          <w:rtl/>
+        </w:rPr>
+        <w:t>ئًا ما</w:t>
+      </w:r>
+      <w:r>
+        <w:rPr>
+          <w:rFonts w:hint="cs"/>
+          <w:rtl/>
+        </w:rPr>
+        <w:t>؟ صلّي في السلامة كيلا تسقط وأنت فيها. السلامة ليست صديق في ذاكرتنا، ولذا لنا كثيرًا الإنذار، أن نتنبه</w:t>
+      </w:r>
+      <w:r>
+        <w:rPr>
+          <w:rFonts w:hint="cs"/>
+          <w:rtl/>
+        </w:rPr>
+        <w:t xml:space="preserve"> عندما نكون ميسوري الحال </w:t>
+      </w:r>
+      <w:r>
+        <w:rPr>
+          <w:rFonts w:hint="cs"/>
+          <w:rtl/>
+        </w:rPr>
+        <w:t>لئلا</w:t>
+      </w:r>
+      <w:r>
+        <w:rPr>
+          <w:rFonts w:hint="cs"/>
+          <w:rtl/>
+        </w:rPr>
+        <w:t xml:space="preserve"> ننسى الله. في الكتاب يمكنك أن ترى بأن المؤمنين كان لهم أسوأ سقوط عندما كانوا على أكثر أرضية مستوية. نوح</w:t>
+      </w:r>
+      <w:r>
+        <w:rPr>
+          <w:rFonts w:hint="cs"/>
+          <w:rtl/>
+        </w:rPr>
+        <w:t xml:space="preserve">، </w:t>
+      </w:r>
+      <w:r>
+        <w:rPr>
+          <w:rFonts w:hint="cs"/>
+          <w:rtl/>
+        </w:rPr>
+        <w:t xml:space="preserve">مَن رأى كيف كل العالم غرق تحت الماء لم يكن له أمان على الأرض حينما سكر بالـ "الخمر". قلب داود كان ثابتًا حينما كان في البرية، لكن عينه </w:t>
+      </w:r>
+      <w:r>
+        <w:rPr>
+          <w:rFonts w:hint="cs"/>
+          <w:rtl/>
+        </w:rPr>
+        <w:t>الشهوانية هامت وجالت حينما كان على شرفة قصره.</w:t>
       </w:r>
     </w:p>
     <w:p>
       <w:pPr>
-        <w:bidi/>
-        <w:jc w:val="both"/>
-        <w:rPr>
-          <w:rFonts w:ascii="Sakkal Majalla" w:hAnsi="Sakkal Majalla" w:cs="Sakkal Majalla"/>
-          <w:sz w:val="28"/>
-          <w:szCs w:val="28"/>
+        <w:rPr>
           <w:rtl/>
         </w:rPr>
       </w:pPr>
       <w:r>
         <w:rPr>
-          <w:rFonts w:ascii="Sakkal Majalla" w:hAnsi="Sakkal Majalla" w:cs="Sakkal Majalla" w:hint="cs"/>
-          <w:sz w:val="28"/>
-          <w:szCs w:val="28"/>
-          <w:rtl/>
-        </w:rPr>
-        <w:t>أمرٌ آخر أقوى من السلاسل والقيود أمسك به. هو قال: "ه</w:t>
-      </w:r>
-      <w:r>
-        <w:rPr>
-          <w:rFonts w:ascii="Sakkal Majalla" w:hAnsi="Sakkal Majalla" w:cs="Sakkal Majalla"/>
-          <w:sz w:val="28"/>
-          <w:szCs w:val="28"/>
-          <w:rtl/>
-        </w:rPr>
-        <w:t>نَذَا أَجِيءُ. فِي دَرْجِ الْكِتَابِ مَكْتُوبٌ عَنِّي، لأَفْعَلَ مَشِيئَتَكَ يَا أَللهُ».</w:t>
-      </w:r>
-      <w:r>
-        <w:rPr>
-          <w:rFonts w:ascii="Sakkal Majalla" w:hAnsi="Sakkal Majalla" w:cs="Sakkal Majalla" w:hint="cs"/>
-          <w:sz w:val="28"/>
-          <w:szCs w:val="28"/>
-          <w:rtl/>
-        </w:rPr>
-        <w:t>" (عبرانيين 10: 7). ابن الله كان قد أصبح خادمًا. هو، مَن</w:t>
-      </w:r>
-      <w:r>
-        <w:rPr>
-          <w:rFonts w:ascii="Sakkal Majalla" w:hAnsi="Sakkal Majalla" w:cs="Sakkal Majalla" w:hint="cs"/>
-          <w:sz w:val="28"/>
-          <w:szCs w:val="28"/>
+          <w:rFonts w:hint="cs"/>
+          <w:rtl/>
+        </w:rPr>
+        <w:t>صلاة الصباح وصلاة المساء. الصلاة لا بد وأن تفتتح الصباح وتختم المساء. إننا لا نظهر بأننا مسيحيين إن لم نفتح عيوننا بصلاة، إن</w:t>
+      </w:r>
+      <w:r>
+        <w:rPr>
+          <w:rFonts w:hint="cs"/>
+          <w:rtl/>
+        </w:rPr>
+        <w:t xml:space="preserve"> لم</w:t>
+      </w:r>
+      <w:r>
+        <w:rPr>
+          <w:rFonts w:hint="cs"/>
           <w:rtl/>
         </w:rPr>
         <w:t xml:space="preserve"> </w:t>
       </w:r>
       <w:r>
         <w:rPr>
-          <w:rFonts w:ascii="Sakkal Majalla" w:hAnsi="Sakkal Majalla" w:cs="Sakkal Majalla" w:hint="cs"/>
-          <w:sz w:val="28"/>
-          <w:szCs w:val="28"/>
-          <w:rtl/>
-        </w:rPr>
-        <w:t>به</w:t>
-      </w:r>
-      <w:r>
-        <w:rPr>
-          <w:rFonts w:ascii="Sakkal Majalla" w:hAnsi="Sakkal Majalla" w:cs="Sakkal Majalla" w:hint="cs"/>
-          <w:sz w:val="28"/>
-          <w:szCs w:val="28"/>
-          <w:rtl/>
-        </w:rPr>
-        <w:t xml:space="preserve"> الكل</w:t>
-      </w:r>
-      <w:r>
-        <w:rPr>
-          <w:rFonts w:ascii="Sakkal Majalla" w:hAnsi="Sakkal Majalla" w:cs="Sakkal Majalla" w:hint="cs"/>
-          <w:sz w:val="28"/>
-          <w:szCs w:val="28"/>
-          <w:rtl/>
-        </w:rPr>
-        <w:t xml:space="preserve"> قد</w:t>
-      </w:r>
-      <w:r>
-        <w:rPr>
-          <w:rFonts w:ascii="Sakkal Majalla" w:hAnsi="Sakkal Majalla" w:cs="Sakkal Majalla" w:hint="cs"/>
-          <w:sz w:val="28"/>
-          <w:szCs w:val="28"/>
-          <w:rtl/>
-        </w:rPr>
-        <w:t xml:space="preserve"> خُلق وكان له السلطان بأن يبيد الكل ثانية، كان موثقًا على الصليب ومقيدًا كالعبيد؛ لكنه أتم مشيئة الله؛ التي أتى لأجلها. وهو قد اتضع حتى الموت، أسلم لله روحه في طاعة كاملة.</w:t>
+          <w:rFonts w:hint="cs"/>
+          <w:rtl/>
+        </w:rPr>
+        <w:t>نستيقظ</w:t>
+      </w:r>
+      <w:r>
+        <w:rPr>
+          <w:rFonts w:hint="cs"/>
+          <w:rtl/>
+        </w:rPr>
+        <w:t xml:space="preserve"> </w:t>
+      </w:r>
+      <w:r>
+        <w:rPr>
+          <w:rFonts w:hint="cs"/>
+          <w:rtl/>
+        </w:rPr>
+        <w:t>ونغمضها</w:t>
+      </w:r>
+      <w:r>
+        <w:rPr>
+          <w:rFonts w:hint="cs"/>
+          <w:rtl/>
+        </w:rPr>
+        <w:t xml:space="preserve"> عند ذهابنا للنوم</w:t>
+      </w:r>
+      <w:r>
+        <w:rPr>
+          <w:rtl/>
+        </w:rPr>
+        <w:t xml:space="preserve"> </w:t>
+      </w:r>
+      <w:r>
+        <w:rPr>
+          <w:rtl/>
+        </w:rPr>
+        <w:t>بذات المفتاح</w:t>
+      </w:r>
+      <w:r>
+        <w:rPr>
+          <w:rFonts w:hint="cs"/>
+          <w:rtl/>
+        </w:rPr>
+        <w:t>. ما عدا ذلك يجوز لك أن تصلي قدر ما تشاء.</w:t>
       </w:r>
     </w:p>
     <w:p>
       <w:pPr>
-        <w:bidi/>
-        <w:jc w:val="both"/>
-        <w:rPr>
-          <w:rFonts w:ascii="Sakkal Majalla" w:hAnsi="Sakkal Majalla" w:cs="Sakkal Majalla"/>
-          <w:sz w:val="28"/>
-          <w:szCs w:val="28"/>
-          <w:rtl/>
+        <w:rPr>
+          <w:rFonts w:hint="cs"/>
         </w:rPr>
       </w:pPr>
       <w:r>
         <w:rPr>
-          <w:rFonts w:ascii="Sakkal Majalla" w:hAnsi="Sakkal Majalla" w:cs="Sakkal Majalla" w:hint="cs"/>
-          <w:sz w:val="28"/>
-          <w:szCs w:val="28"/>
-          <w:rtl/>
-        </w:rPr>
-        <w:t>هل بان مجد الله يومًا في مثل هذا النور كما في تلك اللحظة؟ نعم، على الصليب ينعكس مجد أدبي يظلّل على كل مجد آخر. إنه الصليب، الذي أسلم عليه المسيح نفسه والكل لله، ليكرس كل شيء لمجده.</w:t>
+          <w:rFonts w:hint="cs"/>
+          <w:rtl/>
+        </w:rPr>
+        <w:t xml:space="preserve">إن أردت نارًا لذبيحتك المسائية، فاهتم بأن لا ينطفئ ما قد أصبح على مذبحك. بما تملأ به جرتك هذا ما ستسكبه أيضًا. إن وضعت فيها ماء فلن تستقي منها خمرًا، إلا بأعجوبة. </w:t>
+      </w:r>
+      <w:r>
+        <w:rPr>
+          <w:rFonts w:hint="cs"/>
+          <w:rtl/>
+        </w:rPr>
+        <w:t>فماذا إذًا تتوقع وأنت تملأ قلبك طوال النهار بأمور أرضية (وليس لله مكان في أفكارك) ومن ثم تريد أن تخرج منه أمورًا سماوية؟ كل مَن هو سماوي في مشغولياته الأرضية، سيكون أقل عالميًا في مشغولياته السماوية. مؤمن وهو في سرير موته عبّر عن ذلك بصورة جميلة: "ما س</w:t>
+      </w:r>
+      <w:r>
+        <w:rPr>
+          <w:rFonts w:hint="cs"/>
+          <w:rtl/>
+        </w:rPr>
+        <w:t xml:space="preserve">وف يكون هو أني أستبدل مكان </w:t>
+      </w:r>
+      <w:r>
+        <w:rPr>
+          <w:rFonts w:hint="cs"/>
+          <w:rtl/>
+        </w:rPr>
+        <w:t>سكني</w:t>
+      </w:r>
+      <w:r>
+        <w:rPr>
+          <w:rFonts w:hint="cs"/>
+          <w:rtl/>
+        </w:rPr>
+        <w:t xml:space="preserve"> وليس شركتي."</w:t>
       </w:r>
     </w:p>
     <w:sectPr>
       <w:pgSz w:w="11906" w:h="16838"/>
       <w:pgMar w:top="1440" w:right="1440" w:bottom="1440" w:left="1440" w:header="708" w:footer="708" w:gutter="0"/>
       <w:cols w:space="708"/>
+      <w:bidi/>
+      <w:rtlGutter/>
       <w:docGrid w:linePitch="360"/>
     </w:sectPr>
   </w:body>
@@ -281,19 +335,21 @@
 </file>
 
 <file path=word/styles.xml><?xml version="1.0" encoding="utf-8"?>
-<w:styles xmlns:mc="http://schemas.openxmlformats.org/markup-compatibility/2006" xmlns:r="http://schemas.openxmlformats.org/officeDocument/2006/relationships" xmlns:w="http://schemas.openxmlformats.org/wordprocessingml/2006/main" xmlns:w14="http://schemas.microsoft.com/office/word/2010/wordml" xmlns:w15="http://schemas.microsoft.com/office/word/2012/wordml" xmlns:w16cex="http://schemas.microsoft.com/office/word/2018/wordml/cex" xmlns:w16cid="http://schemas.microsoft.com/office/word/2016/wordml/cid" xmlns:w16="http://schemas.microsoft.com/office/word/2018/wordml" xmlns:w16se="http://schemas.microsoft.com/office/word/2015/wordml/symex" mc:Ignorable="w14 w15 w16se w16cid w16 w16cex">
+<w:styles xmlns:mc="http://schemas.openxmlformats.org/markup-compatibility/2006" xmlns:r="http://schemas.openxmlformats.org/officeDocument/2006/relationships" xmlns:w="http://schemas.openxmlformats.org/wordprocessingml/2006/main" xmlns:w14="http://schemas.microsoft.com/office/word/2010/wordml" xmlns:w15="http://schemas.microsoft.com/office/word/2012/wordml" xmlns:w16cex="http://schemas.microsoft.com/office/word/2018/wordml/cex" xmlns:w16cid="http://schemas.microsoft.com/office/word/2016/wordml/cid" xmlns:w16="http://schemas.microsoft.com/office/word/2018/wordml" xmlns:w16sdtdh="http://schemas.microsoft.com/office/word/2020/wordml/sdtdatahash" xmlns:w16se="http://schemas.microsoft.com/office/word/2015/wordml/symex" mc:Ignorable="w14 w15 w16se w16cid w16 w16cex w16sdtdh">
   <w:docDefaults>
     <w:rPrDefault>
       <w:rPr>
-        <w:rFonts w:asciiTheme="minorHAnsi" w:eastAsiaTheme="minorHAnsi" w:hAnsiTheme="minorHAnsi" w:cstheme="minorBidi"/>
-        <w:sz w:val="22"/>
-        <w:szCs w:val="22"/>
-        <w:lang w:val="en-IL" w:eastAsia="en-US" w:bidi="ar-SA"/>
+        <w:rFonts w:ascii="Sakkal Majalla" w:eastAsiaTheme="minorHAnsi" w:hAnsi="Sakkal Majalla" w:cs="Sakkal Majalla"/>
+        <w:sz w:val="28"/>
+        <w:szCs w:val="28"/>
+        <w:lang w:val="en-US" w:eastAsia="en-US" w:bidi="he-IL"/>
       </w:rPr>
     </w:rPrDefault>
     <w:pPrDefault>
       <w:pPr>
+        <w:bidi/>
         <w:spacing w:after="160" w:line="259" w:lineRule="auto"/>
+        <w:jc w:val="both"/>
       </w:pPr>
     </w:pPrDefault>
   </w:docDefaults>
@@ -714,7 +770,7 @@
     <w:basedOn w:val="DefaultParagraphFont"/>
     <w:uiPriority w:val="99"/>
     <w:unhideWhenUsed/>
-    <w:rsid w:val="00900B43"/>
+    <w:rsid w:val="007C792B"/>
     <w:rPr>
       <w:color w:val="0563C1" w:themeColor="hyperlink"/>
       <w:u w:val="single"/>
@@ -726,7 +782,7 @@
     <w:uiPriority w:val="99"/>
     <w:semiHidden/>
     <w:unhideWhenUsed/>
-    <w:rsid w:val="00900B43"/>
+    <w:rsid w:val="007C792B"/>
     <w:rPr>
       <w:color w:val="605E5C"/>
       <w:shd w:val="clear" w:color="auto" w:fill="E1DFDD"/>
@@ -736,7 +792,7 @@
 </file>
 
 <file path=word/theme/theme1.xml><?xml version="1.0" encoding="utf-8"?>
-<a:theme xmlns:a="http://schemas.openxmlformats.org/drawingml/2006/main" name="ערכת נושא Office">
+<a:theme xmlns:a="http://schemas.openxmlformats.org/drawingml/2006/main" name="Office Theme">
   <a:themeElements>
     <a:clrScheme name="Office">
       <a:dk1>
